--- a/itinerary/kashmir/snehal maushi/Santosh_07_kashmir_5N.docx
+++ b/itinerary/kashmir/snehal maushi/Santosh_07_kashmir_5N.docx
@@ -19,7 +19,6 @@
           <w:lang w:val="en-US"/>
         </w:rPr>
       </w:pPr>
-      <w:proofErr w:type="gramStart"/>
       <w:r>
         <w:rPr>
           <w:lang w:val="en-US"/>
@@ -36,20 +35,7 @@
         <w:rPr>
           <w:lang w:val="en-US"/>
         </w:rPr>
-        <w:t xml:space="preserve"> </w:t>
-      </w:r>
-      <w:r>
-        <w:rPr>
-          <w:lang w:val="en-US"/>
-        </w:rPr>
-        <w:t>-</w:t>
-      </w:r>
-      <w:proofErr w:type="gramEnd"/>
-      <w:r>
-        <w:rPr>
-          <w:lang w:val="en-US"/>
-        </w:rPr>
-        <w:t xml:space="preserve"> </w:t>
+        <w:t xml:space="preserve">- </w:t>
       </w:r>
       <w:r>
         <w:rPr>
@@ -107,8 +93,8 @@
         <w:tblLook w:val="04A0" w:firstRow="1" w:lastRow="0" w:firstColumn="1" w:lastColumn="0" w:noHBand="0" w:noVBand="1"/>
       </w:tblPr>
       <w:tblGrid>
-        <w:gridCol w:w="3235"/>
-        <w:gridCol w:w="3330"/>
+        <w:gridCol w:w="3419"/>
+        <w:gridCol w:w="3146"/>
         <w:gridCol w:w="3044"/>
       </w:tblGrid>
       <w:tr>
@@ -118,7 +104,7 @@
         </w:trPr>
         <w:tc>
           <w:tcPr>
-            <w:tcW w:w="3235" w:type="dxa"/>
+            <w:tcW w:w="3419" w:type="dxa"/>
             <w:shd w:val="clear" w:color="auto" w:fill="FFD966" w:themeFill="accent4" w:themeFillTint="99"/>
           </w:tcPr>
           <w:p>
@@ -156,7 +142,7 @@
         </w:tc>
         <w:tc>
           <w:tcPr>
-            <w:tcW w:w="3330" w:type="dxa"/>
+            <w:tcW w:w="3146" w:type="dxa"/>
             <w:shd w:val="clear" w:color="auto" w:fill="FFD966" w:themeFill="accent4" w:themeFillTint="99"/>
           </w:tcPr>
           <w:p>
@@ -238,7 +224,7 @@
         </w:trPr>
         <w:tc>
           <w:tcPr>
-            <w:tcW w:w="3235" w:type="dxa"/>
+            <w:tcW w:w="3419" w:type="dxa"/>
             <w:shd w:val="clear" w:color="auto" w:fill="FFE599" w:themeFill="accent4" w:themeFillTint="66"/>
           </w:tcPr>
           <w:p>
@@ -250,28 +236,86 @@
                 <w:lang w:val="en-US"/>
               </w:rPr>
             </w:pPr>
-          </w:p>
-        </w:tc>
-        <w:tc>
-          <w:tcPr>
-            <w:tcW w:w="3330" w:type="dxa"/>
-            <w:shd w:val="clear" w:color="auto" w:fill="FFE599" w:themeFill="accent4" w:themeFillTint="66"/>
-          </w:tcPr>
-          <w:p>
-            <w:pPr>
-              <w:jc w:val="center"/>
+            <w:r>
               <w:rPr>
                 <w:b/>
                 <w:bCs/>
                 <w:lang w:val="en-US"/>
               </w:rPr>
-            </w:pPr>
+              <w:t>1</w:t>
+            </w:r>
             <w:r>
               <w:rPr>
                 <w:b/>
                 <w:bCs/>
                 <w:lang w:val="en-US"/>
               </w:rPr>
+              <w:t>,</w:t>
+            </w:r>
+            <w:r>
+              <w:rPr>
+                <w:b/>
+                <w:bCs/>
+                <w:lang w:val="en-US"/>
+              </w:rPr>
+              <w:t>20</w:t>
+            </w:r>
+            <w:r>
+              <w:rPr>
+                <w:b/>
+                <w:bCs/>
+                <w:lang w:val="en-US"/>
+              </w:rPr>
+              <w:t>,</w:t>
+            </w:r>
+            <w:r>
+              <w:rPr>
+                <w:b/>
+                <w:bCs/>
+                <w:lang w:val="en-US"/>
+              </w:rPr>
+              <w:t xml:space="preserve">000/- With </w:t>
+            </w:r>
+            <w:proofErr w:type="spellStart"/>
+            <w:r>
+              <w:rPr>
+                <w:b/>
+                <w:bCs/>
+                <w:lang w:val="en-US"/>
+              </w:rPr>
+              <w:t>Innova</w:t>
+            </w:r>
+            <w:proofErr w:type="spellEnd"/>
+            <w:r>
+              <w:rPr>
+                <w:b/>
+                <w:bCs/>
+                <w:lang w:val="en-US"/>
+              </w:rPr>
+              <w:t xml:space="preserve"> Car</w:t>
+            </w:r>
+          </w:p>
+        </w:tc>
+        <w:tc>
+          <w:tcPr>
+            <w:tcW w:w="3146" w:type="dxa"/>
+            <w:shd w:val="clear" w:color="auto" w:fill="FFE599" w:themeFill="accent4" w:themeFillTint="66"/>
+          </w:tcPr>
+          <w:p>
+            <w:pPr>
+              <w:jc w:val="center"/>
+              <w:rPr>
+                <w:b/>
+                <w:bCs/>
+                <w:lang w:val="en-US"/>
+              </w:rPr>
+            </w:pPr>
+            <w:r>
+              <w:rPr>
+                <w:b/>
+                <w:bCs/>
+                <w:lang w:val="en-US"/>
+              </w:rPr>
               <w:t>Not included</w:t>
             </w:r>
           </w:p>
@@ -290,6 +334,198 @@
                 <w:lang w:val="en-US"/>
               </w:rPr>
             </w:pPr>
+            <w:r>
+              <w:rPr>
+                <w:b/>
+                <w:bCs/>
+                <w:lang w:val="en-US"/>
+              </w:rPr>
+              <w:t>1,20,000/-</w:t>
+            </w:r>
+          </w:p>
+        </w:tc>
+      </w:tr>
+      <w:tr>
+        <w:trPr>
+          <w:trHeight w:val="380"/>
+          <w:jc w:val="center"/>
+        </w:trPr>
+        <w:tc>
+          <w:tcPr>
+            <w:tcW w:w="3419" w:type="dxa"/>
+            <w:shd w:val="clear" w:color="auto" w:fill="FFE599" w:themeFill="accent4" w:themeFillTint="66"/>
+          </w:tcPr>
+          <w:p>
+            <w:pPr>
+              <w:jc w:val="center"/>
+              <w:rPr>
+                <w:b/>
+                <w:bCs/>
+                <w:lang w:val="en-US"/>
+              </w:rPr>
+            </w:pPr>
+            <w:r>
+              <w:rPr>
+                <w:b/>
+                <w:bCs/>
+                <w:lang w:val="en-US"/>
+              </w:rPr>
+              <w:t>1,35,</w:t>
+            </w:r>
+            <w:r>
+              <w:rPr>
+                <w:b/>
+                <w:bCs/>
+                <w:lang w:val="en-US"/>
+              </w:rPr>
+              <w:t>000/- With 12 Seater TT</w:t>
+            </w:r>
+          </w:p>
+        </w:tc>
+        <w:tc>
+          <w:tcPr>
+            <w:tcW w:w="3146" w:type="dxa"/>
+            <w:shd w:val="clear" w:color="auto" w:fill="FFE599" w:themeFill="accent4" w:themeFillTint="66"/>
+          </w:tcPr>
+          <w:p>
+            <w:pPr>
+              <w:jc w:val="center"/>
+              <w:rPr>
+                <w:b/>
+                <w:bCs/>
+                <w:lang w:val="en-US"/>
+              </w:rPr>
+            </w:pPr>
+            <w:r>
+              <w:rPr>
+                <w:b/>
+                <w:bCs/>
+                <w:lang w:val="en-US"/>
+              </w:rPr>
+              <w:t>Not included</w:t>
+            </w:r>
+          </w:p>
+        </w:tc>
+        <w:tc>
+          <w:tcPr>
+            <w:tcW w:w="3044" w:type="dxa"/>
+            <w:shd w:val="clear" w:color="auto" w:fill="FFE599" w:themeFill="accent4" w:themeFillTint="66"/>
+          </w:tcPr>
+          <w:p>
+            <w:pPr>
+              <w:jc w:val="center"/>
+              <w:rPr>
+                <w:b/>
+                <w:bCs/>
+                <w:lang w:val="en-US"/>
+              </w:rPr>
+            </w:pPr>
+            <w:r>
+              <w:rPr>
+                <w:b/>
+                <w:bCs/>
+                <w:lang w:val="en-US"/>
+              </w:rPr>
+              <w:t>1,35,000/-</w:t>
+            </w:r>
+          </w:p>
+        </w:tc>
+      </w:tr>
+      <w:tr>
+        <w:trPr>
+          <w:trHeight w:val="380"/>
+          <w:jc w:val="center"/>
+        </w:trPr>
+        <w:tc>
+          <w:tcPr>
+            <w:tcW w:w="3419" w:type="dxa"/>
+            <w:shd w:val="clear" w:color="auto" w:fill="FFE599" w:themeFill="accent4" w:themeFillTint="66"/>
+          </w:tcPr>
+          <w:p>
+            <w:pPr>
+              <w:jc w:val="center"/>
+              <w:rPr>
+                <w:b/>
+                <w:bCs/>
+                <w:lang w:val="en-US"/>
+              </w:rPr>
+            </w:pPr>
+            <w:r>
+              <w:rPr>
+                <w:b/>
+                <w:bCs/>
+                <w:lang w:val="en-US"/>
+              </w:rPr>
+              <w:t>1,50,</w:t>
+            </w:r>
+            <w:r>
+              <w:rPr>
+                <w:b/>
+                <w:bCs/>
+                <w:lang w:val="en-US"/>
+              </w:rPr>
+              <w:t xml:space="preserve">000/- With 9  Seater </w:t>
+            </w:r>
+            <w:proofErr w:type="spellStart"/>
+            <w:r>
+              <w:rPr>
+                <w:b/>
+                <w:bCs/>
+                <w:lang w:val="en-US"/>
+              </w:rPr>
+              <w:t>Urbania</w:t>
+            </w:r>
+            <w:proofErr w:type="spellEnd"/>
+          </w:p>
+        </w:tc>
+        <w:tc>
+          <w:tcPr>
+            <w:tcW w:w="3146" w:type="dxa"/>
+            <w:shd w:val="clear" w:color="auto" w:fill="FFE599" w:themeFill="accent4" w:themeFillTint="66"/>
+          </w:tcPr>
+          <w:p>
+            <w:pPr>
+              <w:jc w:val="center"/>
+              <w:rPr>
+                <w:b/>
+                <w:bCs/>
+                <w:lang w:val="en-US"/>
+              </w:rPr>
+            </w:pPr>
+            <w:r>
+              <w:rPr>
+                <w:b/>
+                <w:bCs/>
+                <w:lang w:val="en-US"/>
+              </w:rPr>
+              <w:t>Not included</w:t>
+            </w:r>
+          </w:p>
+        </w:tc>
+        <w:tc>
+          <w:tcPr>
+            <w:tcW w:w="3044" w:type="dxa"/>
+            <w:shd w:val="clear" w:color="auto" w:fill="FFE599" w:themeFill="accent4" w:themeFillTint="66"/>
+          </w:tcPr>
+          <w:p>
+            <w:pPr>
+              <w:jc w:val="center"/>
+              <w:rPr>
+                <w:b/>
+                <w:bCs/>
+                <w:lang w:val="en-US"/>
+              </w:rPr>
+            </w:pPr>
+            <w:r>
+              <w:rPr>
+                <w:b/>
+                <w:bCs/>
+                <w:lang w:val="en-US"/>
+              </w:rPr>
+              <w:t>1,50,000/-</w:t>
+            </w:r>
+            <w:bookmarkStart w:id="0" w:name="_GoBack"/>
+            <w:bookmarkEnd w:id="0"/>
           </w:p>
         </w:tc>
       </w:tr>
@@ -738,77 +974,68 @@
                 <w:lang w:eastAsia="en-IN" w:bidi="mr-IN"/>
               </w:rPr>
             </w:pPr>
-          </w:p>
-        </w:tc>
-        <w:tc>
-          <w:tcPr>
-            <w:tcW w:w="1260" w:type="dxa"/>
-            <w:shd w:val="clear" w:color="auto" w:fill="FFF2CC" w:themeFill="accent4" w:themeFillTint="33"/>
-          </w:tcPr>
-          <w:p>
-            <w:pPr>
+            <w:r>
               <w:rPr>
                 <w:rFonts w:eastAsia="Times New Roman" w:cstheme="minorHAnsi"/>
                 <w:color w:val="222222"/>
                 <w:lang w:eastAsia="en-IN" w:bidi="mr-IN"/>
               </w:rPr>
-            </w:pPr>
+              <w:t>0</w:t>
+            </w:r>
             <w:r>
               <w:rPr>
                 <w:rFonts w:eastAsia="Times New Roman" w:cstheme="minorHAnsi"/>
                 <w:color w:val="222222"/>
                 <w:lang w:eastAsia="en-IN" w:bidi="mr-IN"/>
               </w:rPr>
-              <w:t>MAP</w:t>
-            </w:r>
-          </w:p>
-        </w:tc>
-        <w:tc>
-          <w:tcPr>
-            <w:tcW w:w="1520" w:type="dxa"/>
-            <w:shd w:val="clear" w:color="auto" w:fill="FFF2CC" w:themeFill="accent4" w:themeFillTint="33"/>
-          </w:tcPr>
-          <w:p>
-            <w:pPr>
+              <w:t xml:space="preserve">2 Double Rooms and </w:t>
+            </w:r>
+            <w:r>
               <w:rPr>
                 <w:rFonts w:eastAsia="Times New Roman" w:cstheme="minorHAnsi"/>
                 <w:color w:val="222222"/>
                 <w:lang w:eastAsia="en-IN" w:bidi="mr-IN"/>
               </w:rPr>
-            </w:pPr>
-          </w:p>
-        </w:tc>
-        <w:tc>
-          <w:tcPr>
-            <w:tcW w:w="1853" w:type="dxa"/>
-            <w:shd w:val="clear" w:color="auto" w:fill="FFF2CC" w:themeFill="accent4" w:themeFillTint="33"/>
-          </w:tcPr>
-          <w:p>
-            <w:pPr>
+              <w:t>0</w:t>
+            </w:r>
+            <w:r>
               <w:rPr>
                 <w:rFonts w:eastAsia="Times New Roman" w:cstheme="minorHAnsi"/>
                 <w:color w:val="222222"/>
                 <w:lang w:eastAsia="en-IN" w:bidi="mr-IN"/>
               </w:rPr>
-            </w:pPr>
-            <w:r>
+              <w:t>1 Double Room With Extra Mattress</w:t>
+            </w:r>
+          </w:p>
+        </w:tc>
+        <w:tc>
+          <w:tcPr>
+            <w:tcW w:w="1260" w:type="dxa"/>
+            <w:shd w:val="clear" w:color="auto" w:fill="FFF2CC" w:themeFill="accent4" w:themeFillTint="33"/>
+          </w:tcPr>
+          <w:p>
+            <w:pPr>
               <w:rPr>
                 <w:rFonts w:eastAsia="Times New Roman" w:cstheme="minorHAnsi"/>
                 <w:color w:val="222222"/>
                 <w:lang w:eastAsia="en-IN" w:bidi="mr-IN"/>
               </w:rPr>
-              <w:t>01N Houseboat at Srinagar</w:t>
-            </w:r>
-          </w:p>
-          <w:p>
-            <w:pPr>
+            </w:pPr>
+            <w:r>
               <w:rPr>
                 <w:rFonts w:eastAsia="Times New Roman" w:cstheme="minorHAnsi"/>
                 <w:color w:val="222222"/>
                 <w:lang w:eastAsia="en-IN" w:bidi="mr-IN"/>
               </w:rPr>
-            </w:pPr>
-          </w:p>
+              <w:t>MAP</w:t>
+            </w:r>
+          </w:p>
+        </w:tc>
+        <w:tc>
+          <w:tcPr>
+            <w:tcW w:w="1520" w:type="dxa"/>
+            <w:shd w:val="clear" w:color="auto" w:fill="FFF2CC" w:themeFill="accent4" w:themeFillTint="33"/>
+          </w:tcPr>
           <w:p>
             <w:pPr>
               <w:rPr>
@@ -823,9 +1050,15 @@
                 <w:color w:val="222222"/>
                 <w:lang w:eastAsia="en-IN" w:bidi="mr-IN"/>
               </w:rPr>
-              <w:t>03 N Srinagar Hotel</w:t>
-            </w:r>
-          </w:p>
+              <w:t>As per Plan</w:t>
+            </w:r>
+          </w:p>
+        </w:tc>
+        <w:tc>
+          <w:tcPr>
+            <w:tcW w:w="1853" w:type="dxa"/>
+            <w:shd w:val="clear" w:color="auto" w:fill="FFF2CC" w:themeFill="accent4" w:themeFillTint="33"/>
+          </w:tcPr>
           <w:p>
             <w:pPr>
               <w:rPr>
@@ -834,303 +1067,41 @@
                 <w:lang w:eastAsia="en-IN" w:bidi="mr-IN"/>
               </w:rPr>
             </w:pPr>
-          </w:p>
-          <w:p>
-            <w:pPr>
+            <w:r>
               <w:rPr>
                 <w:rFonts w:eastAsia="Times New Roman" w:cstheme="minorHAnsi"/>
                 <w:color w:val="222222"/>
                 <w:lang w:eastAsia="en-IN" w:bidi="mr-IN"/>
               </w:rPr>
-            </w:pPr>
-            <w:r>
+              <w:t>01N Houseboat at Srinagar</w:t>
+            </w:r>
+          </w:p>
+          <w:p>
+            <w:pPr>
               <w:rPr>
                 <w:rFonts w:eastAsia="Times New Roman" w:cstheme="minorHAnsi"/>
                 <w:color w:val="222222"/>
                 <w:lang w:eastAsia="en-IN" w:bidi="mr-IN"/>
               </w:rPr>
-              <w:t xml:space="preserve">01N </w:t>
-            </w:r>
-            <w:proofErr w:type="spellStart"/>
-            <w:r>
+            </w:pPr>
+          </w:p>
+          <w:p>
+            <w:pPr>
               <w:rPr>
                 <w:rFonts w:eastAsia="Times New Roman" w:cstheme="minorHAnsi"/>
                 <w:color w:val="222222"/>
                 <w:lang w:eastAsia="en-IN" w:bidi="mr-IN"/>
               </w:rPr>
-              <w:t>Pahalgam</w:t>
-            </w:r>
-            <w:proofErr w:type="spellEnd"/>
-          </w:p>
-          <w:p>
-            <w:pPr>
+            </w:pPr>
+            <w:r>
               <w:rPr>
                 <w:rFonts w:eastAsia="Times New Roman" w:cstheme="minorHAnsi"/>
                 <w:color w:val="222222"/>
                 <w:lang w:eastAsia="en-IN" w:bidi="mr-IN"/>
               </w:rPr>
-            </w:pPr>
-          </w:p>
-        </w:tc>
-      </w:tr>
-    </w:tbl>
-    <w:p>
-      <w:pPr>
-        <w:shd w:val="clear" w:color="auto" w:fill="FFFFFF"/>
-        <w:spacing w:after="0" w:line="253" w:lineRule="atLeast"/>
-        <w:rPr>
-          <w:rFonts w:eastAsia="Times New Roman" w:cstheme="minorHAnsi"/>
-          <w:color w:val="222222"/>
-          <w:lang w:eastAsia="en-IN" w:bidi="mr-IN"/>
-        </w:rPr>
-      </w:pPr>
-    </w:p>
-    <w:p>
-      <w:pPr>
-        <w:pStyle w:val="Heading2"/>
-        <w:jc w:val="center"/>
-        <w:rPr>
-          <w:b/>
-          <w:bCs/>
-          <w:color w:val="auto"/>
-          <w:sz w:val="32"/>
-          <w:szCs w:val="32"/>
-          <w:u w:val="single"/>
-          <w:lang w:val="en-US"/>
-        </w:rPr>
-      </w:pPr>
-    </w:p>
-    <w:p>
-      <w:pPr>
-        <w:pStyle w:val="Heading2"/>
-        <w:jc w:val="center"/>
-        <w:rPr>
-          <w:b/>
-          <w:bCs/>
-          <w:color w:val="auto"/>
-          <w:sz w:val="32"/>
-          <w:szCs w:val="32"/>
-          <w:u w:val="single"/>
-          <w:lang w:val="en-US"/>
-        </w:rPr>
-      </w:pPr>
-      <w:r>
-        <w:rPr>
-          <w:b/>
-          <w:bCs/>
-          <w:color w:val="auto"/>
-          <w:sz w:val="32"/>
-          <w:szCs w:val="32"/>
-          <w:u w:val="single"/>
-          <w:lang w:val="en-US"/>
-        </w:rPr>
-        <w:t>Train Overview</w:t>
-      </w:r>
-    </w:p>
-    <w:p>
-      <w:pPr>
-        <w:shd w:val="clear" w:color="auto" w:fill="FFFFFF"/>
-        <w:spacing w:after="0" w:line="253" w:lineRule="atLeast"/>
-        <w:rPr>
-          <w:rFonts w:eastAsia="Times New Roman" w:cstheme="minorHAnsi"/>
-          <w:color w:val="222222"/>
-          <w:lang w:eastAsia="en-IN" w:bidi="mr-IN"/>
-        </w:rPr>
-      </w:pPr>
-    </w:p>
-    <w:tbl>
-      <w:tblPr>
-        <w:tblStyle w:val="TableGrid"/>
-        <w:tblW w:w="10255" w:type="dxa"/>
-        <w:jc w:val="center"/>
-        <w:tblLook w:val="04A0" w:firstRow="1" w:lastRow="0" w:firstColumn="1" w:lastColumn="0" w:noHBand="0" w:noVBand="1"/>
-      </w:tblPr>
-      <w:tblGrid>
-        <w:gridCol w:w="1481"/>
-        <w:gridCol w:w="1481"/>
-        <w:gridCol w:w="2433"/>
-        <w:gridCol w:w="1980"/>
-        <w:gridCol w:w="1440"/>
-        <w:gridCol w:w="1440"/>
-      </w:tblGrid>
-      <w:tr>
-        <w:trPr>
-          <w:trHeight w:val="142"/>
-          <w:jc w:val="center"/>
-        </w:trPr>
-        <w:tc>
-          <w:tcPr>
-            <w:tcW w:w="1481" w:type="dxa"/>
-            <w:shd w:val="clear" w:color="auto" w:fill="FFD966" w:themeFill="accent4" w:themeFillTint="99"/>
-          </w:tcPr>
-          <w:p>
-            <w:pPr>
-              <w:rPr>
-                <w:rFonts w:eastAsia="Times New Roman" w:cstheme="minorHAnsi"/>
-                <w:b/>
-                <w:bCs/>
-                <w:color w:val="222222"/>
-                <w:lang w:eastAsia="en-IN" w:bidi="mr-IN"/>
-              </w:rPr>
-            </w:pPr>
-            <w:r>
-              <w:rPr>
-                <w:rFonts w:eastAsia="Times New Roman" w:cstheme="minorHAnsi"/>
-                <w:b/>
-                <w:bCs/>
-                <w:color w:val="222222"/>
-                <w:lang w:eastAsia="en-IN" w:bidi="mr-IN"/>
-              </w:rPr>
-              <w:t>Date</w:t>
-            </w:r>
-          </w:p>
-        </w:tc>
-        <w:tc>
-          <w:tcPr>
-            <w:tcW w:w="1481" w:type="dxa"/>
-            <w:shd w:val="clear" w:color="auto" w:fill="FFD966" w:themeFill="accent4" w:themeFillTint="99"/>
-          </w:tcPr>
-          <w:p>
-            <w:pPr>
-              <w:rPr>
-                <w:rFonts w:eastAsia="Times New Roman" w:cstheme="minorHAnsi"/>
-                <w:b/>
-                <w:bCs/>
-                <w:color w:val="222222"/>
-                <w:lang w:eastAsia="en-IN" w:bidi="mr-IN"/>
-              </w:rPr>
-            </w:pPr>
-            <w:r>
-              <w:rPr>
-                <w:rFonts w:eastAsia="Times New Roman" w:cstheme="minorHAnsi"/>
-                <w:b/>
-                <w:bCs/>
-                <w:color w:val="222222"/>
-                <w:lang w:eastAsia="en-IN" w:bidi="mr-IN"/>
-              </w:rPr>
-              <w:t>Train no</w:t>
-            </w:r>
-          </w:p>
-        </w:tc>
-        <w:tc>
-          <w:tcPr>
-            <w:tcW w:w="2433" w:type="dxa"/>
-            <w:shd w:val="clear" w:color="auto" w:fill="FFD966" w:themeFill="accent4" w:themeFillTint="99"/>
-          </w:tcPr>
-          <w:p>
-            <w:pPr>
-              <w:rPr>
-                <w:rFonts w:eastAsia="Times New Roman" w:cstheme="minorHAnsi"/>
-                <w:b/>
-                <w:bCs/>
-                <w:color w:val="222222"/>
-                <w:lang w:eastAsia="en-IN" w:bidi="mr-IN"/>
-              </w:rPr>
-            </w:pPr>
-            <w:r>
-              <w:rPr>
-                <w:rFonts w:eastAsia="Times New Roman" w:cstheme="minorHAnsi"/>
-                <w:b/>
-                <w:bCs/>
-                <w:color w:val="222222"/>
-                <w:lang w:eastAsia="en-IN" w:bidi="mr-IN"/>
-              </w:rPr>
-              <w:t>Train Name</w:t>
-            </w:r>
-          </w:p>
-        </w:tc>
-        <w:tc>
-          <w:tcPr>
-            <w:tcW w:w="1980" w:type="dxa"/>
-            <w:shd w:val="clear" w:color="auto" w:fill="FFD966" w:themeFill="accent4" w:themeFillTint="99"/>
-          </w:tcPr>
-          <w:p>
-            <w:pPr>
-              <w:rPr>
-                <w:rFonts w:eastAsia="Times New Roman" w:cstheme="minorHAnsi"/>
-                <w:b/>
-                <w:bCs/>
-                <w:color w:val="222222"/>
-                <w:lang w:eastAsia="en-IN" w:bidi="mr-IN"/>
-              </w:rPr>
-            </w:pPr>
-            <w:r>
-              <w:rPr>
-                <w:rFonts w:eastAsia="Times New Roman" w:cstheme="minorHAnsi"/>
-                <w:b/>
-                <w:bCs/>
-                <w:color w:val="222222"/>
-                <w:lang w:eastAsia="en-IN" w:bidi="mr-IN"/>
-              </w:rPr>
-              <w:t>Category</w:t>
-            </w:r>
-          </w:p>
-        </w:tc>
-        <w:tc>
-          <w:tcPr>
-            <w:tcW w:w="1440" w:type="dxa"/>
-            <w:shd w:val="clear" w:color="auto" w:fill="FFD966" w:themeFill="accent4" w:themeFillTint="99"/>
-          </w:tcPr>
-          <w:p>
-            <w:pPr>
-              <w:rPr>
-                <w:rFonts w:eastAsia="Times New Roman" w:cstheme="minorHAnsi"/>
-                <w:b/>
-                <w:bCs/>
-                <w:color w:val="222222"/>
-                <w:lang w:eastAsia="en-IN" w:bidi="mr-IN"/>
-              </w:rPr>
-            </w:pPr>
-            <w:r>
-              <w:rPr>
-                <w:rFonts w:eastAsia="Times New Roman" w:cstheme="minorHAnsi"/>
-                <w:b/>
-                <w:bCs/>
-                <w:color w:val="222222"/>
-                <w:lang w:eastAsia="en-IN" w:bidi="mr-IN"/>
-              </w:rPr>
-              <w:t>From</w:t>
-            </w:r>
-          </w:p>
-        </w:tc>
-        <w:tc>
-          <w:tcPr>
-            <w:tcW w:w="1440" w:type="dxa"/>
-            <w:shd w:val="clear" w:color="auto" w:fill="FFD966" w:themeFill="accent4" w:themeFillTint="99"/>
-          </w:tcPr>
-          <w:p>
-            <w:pPr>
-              <w:rPr>
-                <w:rFonts w:eastAsia="Times New Roman" w:cstheme="minorHAnsi"/>
-                <w:b/>
-                <w:bCs/>
-                <w:color w:val="222222"/>
-                <w:lang w:eastAsia="en-IN" w:bidi="mr-IN"/>
-              </w:rPr>
-            </w:pPr>
-            <w:r>
-              <w:rPr>
-                <w:rFonts w:eastAsia="Times New Roman" w:cstheme="minorHAnsi"/>
-                <w:b/>
-                <w:bCs/>
-                <w:color w:val="222222"/>
-                <w:lang w:eastAsia="en-IN" w:bidi="mr-IN"/>
-              </w:rPr>
-              <w:t>To</w:t>
-            </w:r>
-          </w:p>
-        </w:tc>
-      </w:tr>
-      <w:tr>
-        <w:trPr>
-          <w:trHeight w:val="330"/>
-          <w:jc w:val="center"/>
-        </w:trPr>
-        <w:tc>
-          <w:tcPr>
-            <w:tcW w:w="1481" w:type="dxa"/>
-            <w:shd w:val="clear" w:color="auto" w:fill="FFF2CC" w:themeFill="accent4" w:themeFillTint="33"/>
-          </w:tcPr>
+              <w:t>03 N Srinagar Hotel</w:t>
+            </w:r>
+          </w:p>
           <w:p>
             <w:pPr>
               <w:rPr>
@@ -1140,12 +1111,6 @@
               </w:rPr>
             </w:pPr>
           </w:p>
-        </w:tc>
-        <w:tc>
-          <w:tcPr>
-            <w:tcW w:w="1481" w:type="dxa"/>
-            <w:shd w:val="clear" w:color="auto" w:fill="FFF2CC" w:themeFill="accent4" w:themeFillTint="33"/>
-          </w:tcPr>
           <w:p>
             <w:pPr>
               <w:rPr>
@@ -1154,58 +1119,25 @@
                 <w:lang w:eastAsia="en-IN" w:bidi="mr-IN"/>
               </w:rPr>
             </w:pPr>
-          </w:p>
-        </w:tc>
-        <w:tc>
-          <w:tcPr>
-            <w:tcW w:w="2433" w:type="dxa"/>
-            <w:shd w:val="clear" w:color="auto" w:fill="FFF2CC" w:themeFill="accent4" w:themeFillTint="33"/>
-          </w:tcPr>
-          <w:p>
-            <w:pPr>
+            <w:r>
               <w:rPr>
                 <w:rFonts w:eastAsia="Times New Roman" w:cstheme="minorHAnsi"/>
                 <w:color w:val="222222"/>
                 <w:lang w:eastAsia="en-IN" w:bidi="mr-IN"/>
               </w:rPr>
-            </w:pPr>
-          </w:p>
-        </w:tc>
-        <w:tc>
-          <w:tcPr>
-            <w:tcW w:w="1980" w:type="dxa"/>
-            <w:shd w:val="clear" w:color="auto" w:fill="FFF2CC" w:themeFill="accent4" w:themeFillTint="33"/>
-          </w:tcPr>
-          <w:p>
-            <w:pPr>
+              <w:t xml:space="preserve">01N </w:t>
+            </w:r>
+            <w:proofErr w:type="spellStart"/>
+            <w:r>
               <w:rPr>
                 <w:rFonts w:eastAsia="Times New Roman" w:cstheme="minorHAnsi"/>
                 <w:color w:val="222222"/>
                 <w:lang w:eastAsia="en-IN" w:bidi="mr-IN"/>
               </w:rPr>
-            </w:pPr>
-          </w:p>
-        </w:tc>
-        <w:tc>
-          <w:tcPr>
-            <w:tcW w:w="1440" w:type="dxa"/>
-            <w:shd w:val="clear" w:color="auto" w:fill="FFF2CC" w:themeFill="accent4" w:themeFillTint="33"/>
-          </w:tcPr>
-          <w:p>
-            <w:pPr>
-              <w:rPr>
-                <w:rFonts w:eastAsia="Times New Roman" w:cstheme="minorHAnsi"/>
-                <w:color w:val="222222"/>
-                <w:lang w:eastAsia="en-IN" w:bidi="mr-IN"/>
-              </w:rPr>
-            </w:pPr>
-          </w:p>
-        </w:tc>
-        <w:tc>
-          <w:tcPr>
-            <w:tcW w:w="1440" w:type="dxa"/>
-            <w:shd w:val="clear" w:color="auto" w:fill="FFF2CC" w:themeFill="accent4" w:themeFillTint="33"/>
-          </w:tcPr>
+              <w:t>Pahalgam</w:t>
+            </w:r>
+            <w:proofErr w:type="spellEnd"/>
+          </w:p>
           <w:p>
             <w:pPr>
               <w:rPr>
@@ -1844,13 +1776,7 @@
               <w:rPr>
                 <w:lang w:val="en-US"/>
               </w:rPr>
-              <w:t>02</w:t>
-            </w:r>
-            <w:r>
-              <w:rPr>
-                <w:lang w:val="en-US"/>
-              </w:rPr>
-              <w:t xml:space="preserve"> Apr 2025</w:t>
+              <w:t>02 Apr 2025</w:t>
             </w:r>
           </w:p>
         </w:tc>
@@ -2018,13 +1944,7 @@
               <w:rPr>
                 <w:lang w:val="en-US"/>
               </w:rPr>
-              <w:t>03</w:t>
-            </w:r>
-            <w:r>
-              <w:rPr>
-                <w:lang w:val="en-US"/>
-              </w:rPr>
-              <w:t xml:space="preserve"> Apr 2025</w:t>
+              <w:t>03 Apr 2025</w:t>
             </w:r>
           </w:p>
         </w:tc>
@@ -2164,13 +2084,7 @@
               <w:rPr>
                 <w:lang w:val="en-US"/>
               </w:rPr>
-              <w:t>04</w:t>
-            </w:r>
-            <w:r>
-              <w:rPr>
-                <w:lang w:val="en-US"/>
-              </w:rPr>
-              <w:t xml:space="preserve"> Apr 2025</w:t>
+              <w:t>04 Apr 2025</w:t>
             </w:r>
           </w:p>
         </w:tc>
@@ -2346,26 +2260,18 @@
                 <w:lang w:val="en-US"/>
               </w:rPr>
             </w:pPr>
-            <w:bookmarkStart w:id="0" w:name="_GoBack"/>
-            <w:bookmarkEnd w:id="0"/>
-          </w:p>
-          <w:p>
-            <w:pPr>
-              <w:rPr>
-                <w:lang w:val="en-US"/>
-              </w:rPr>
-            </w:pPr>
-            <w:r>
-              <w:rPr>
-                <w:lang w:val="en-US"/>
-              </w:rPr>
-              <w:t>05</w:t>
-            </w:r>
-            <w:r>
-              <w:rPr>
-                <w:lang w:val="en-US"/>
-              </w:rPr>
-              <w:t xml:space="preserve"> Apr 2025</w:t>
+          </w:p>
+          <w:p>
+            <w:pPr>
+              <w:rPr>
+                <w:lang w:val="en-US"/>
+              </w:rPr>
+            </w:pPr>
+            <w:r>
+              <w:rPr>
+                <w:lang w:val="en-US"/>
+              </w:rPr>
+              <w:t>05 Apr 2025</w:t>
             </w:r>
           </w:p>
         </w:tc>
@@ -4917,9 +4823,9 @@
             </wp:anchor>
           </w:drawing>
         </mc:Choice>
-        <mc:Fallback xmlns:cx="http://schemas.microsoft.com/office/drawing/2014/chartex" xmlns:cx1="http://schemas.microsoft.com/office/drawing/2015/9/8/chartex" xmlns:cx2="http://schemas.microsoft.com/office/drawing/2015/10/21/chartex" xmlns:cx3="http://schemas.microsoft.com/office/drawing/2016/5/9/chartex" xmlns:cx4="http://schemas.microsoft.com/office/drawing/2016/5/10/chartex" xmlns:cx5="http://schemas.microsoft.com/office/drawing/2016/5/11/chartex" xmlns:cx6="http://schemas.microsoft.com/office/drawing/2016/5/12/chartex" xmlns:cx7="http://schemas.microsoft.com/office/drawing/2016/5/13/chartex" xmlns:cx8="http://schemas.microsoft.com/office/drawing/2016/5/14/chartex" xmlns:aink="http://schemas.microsoft.com/office/drawing/2016/ink" xmlns:am3d="http://schemas.microsoft.com/office/drawing/2017/model3d" xmlns:oel="http://schemas.microsoft.com/office/2019/extlst" xmlns:w16cex="http://schemas.microsoft.com/office/word/2018/wordml/cex" xmlns:w16cid="http://schemas.microsoft.com/office/word/2016/wordml/cid" xmlns:w16="http://schemas.microsoft.com/office/word/2018/wordml" xmlns:w16du="http://schemas.microsoft.com/office/word/2023/wordml/word16du" xmlns:w16sdtdh="http://schemas.microsoft.com/office/word/2020/wordml/sdtdatahash" xmlns:w16sdtfl="http://schemas.microsoft.com/office/word/2024/wordml/sdtformatlock" xmlns:w16se="http://schemas.microsoft.com/office/word/2015/wordml/symex">
+        <mc:Fallback>
           <w:pict>
-            <v:line w14:anchorId="278048EF" id="Straight Connector 3" o:spid="_x0000_s1026" style="position:absolute;z-index:251659264;visibility:visible;mso-wrap-style:square;mso-wrap-distance-left:9pt;mso-wrap-distance-top:0;mso-wrap-distance-right:9pt;mso-wrap-distance-bottom:0;mso-position-horizontal:absolute;mso-position-horizontal-relative:text;mso-position-vertical:absolute;mso-position-vertical-relative:text" from="-41.25pt,9.2pt" to="494.25pt,9.95pt" o:gfxdata="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" strokecolor="black [3200]" strokeweight=".5pt">
+            <v:line w14:anchorId="417D8954" id="Straight Connector 3" o:spid="_x0000_s1026" style="position:absolute;z-index:251659264;visibility:visible;mso-wrap-style:square;mso-wrap-distance-left:9pt;mso-wrap-distance-top:0;mso-wrap-distance-right:9pt;mso-wrap-distance-bottom:0;mso-position-horizontal:absolute;mso-position-horizontal-relative:text;mso-position-vertical:absolute;mso-position-vertical-relative:text" from="-41.25pt,9.2pt" to="494.25pt,9.95pt" o:gfxdata="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" strokecolor="black [3200]" strokeweight=".5pt">
               <v:stroke joinstyle="miter"/>
             </v:line>
           </w:pict>
@@ -7150,6 +7056,36 @@
       <w:bCs/>
     </w:rPr>
   </w:style>
+  <w:style w:type="paragraph" w:styleId="BalloonText">
+    <w:name w:val="Balloon Text"/>
+    <w:basedOn w:val="Normal"/>
+    <w:link w:val="BalloonTextChar"/>
+    <w:uiPriority w:val="99"/>
+    <w:semiHidden/>
+    <w:unhideWhenUsed/>
+    <w:rsid w:val="00B70F28"/>
+    <w:pPr>
+      <w:spacing w:after="0" w:line="240" w:lineRule="auto"/>
+    </w:pPr>
+    <w:rPr>
+      <w:rFonts w:ascii="Tahoma" w:hAnsi="Tahoma" w:cs="Tahoma"/>
+      <w:sz w:val="16"/>
+      <w:szCs w:val="16"/>
+    </w:rPr>
+  </w:style>
+  <w:style w:type="character" w:customStyle="1" w:styleId="BalloonTextChar">
+    <w:name w:val="Balloon Text Char"/>
+    <w:basedOn w:val="DefaultParagraphFont"/>
+    <w:link w:val="BalloonText"/>
+    <w:uiPriority w:val="99"/>
+    <w:semiHidden/>
+    <w:rsid w:val="00B70F28"/>
+    <w:rPr>
+      <w:rFonts w:ascii="Tahoma" w:hAnsi="Tahoma" w:cs="Tahoma"/>
+      <w:sz w:val="16"/>
+      <w:szCs w:val="16"/>
+    </w:rPr>
+  </w:style>
 </w:styles>
 </file>
 
@@ -7196,7 +7132,7 @@
     </a:clrScheme>
     <a:fontScheme name="Office">
       <a:majorFont>
-        <a:latin typeface="Calibri Light" panose="020F0302020204030204"/>
+        <a:latin typeface="Calibri Light"/>
         <a:ea typeface=""/>
         <a:cs typeface=""/>
         <a:font script="Jpan" typeface="ＭＳ ゴシック"/>
@@ -7231,7 +7167,7 @@
         <a:font script="Geor" typeface="Sylfaen"/>
       </a:majorFont>
       <a:minorFont>
-        <a:latin typeface="Calibri" panose="020F0502020204030204"/>
+        <a:latin typeface="Calibri"/>
         <a:ea typeface=""/>
         <a:cs typeface=""/>
         <a:font script="Jpan" typeface="ＭＳ 明朝"/>

--- a/itinerary/kashmir/snehal maushi/Santosh_07_kashmir_5N.docx
+++ b/itinerary/kashmir/snehal maushi/Santosh_07_kashmir_5N.docx
@@ -524,8 +524,6 @@
               </w:rPr>
               <w:t>1,50,000/-</w:t>
             </w:r>
-            <w:bookmarkStart w:id="0" w:name="_GoBack"/>
-            <w:bookmarkEnd w:id="0"/>
           </w:p>
         </w:tc>
       </w:tr>
@@ -988,8 +986,52 @@
                 <w:color w:val="222222"/>
                 <w:lang w:eastAsia="en-IN" w:bidi="mr-IN"/>
               </w:rPr>
-              <w:t xml:space="preserve">2 Double Rooms and </w:t>
-            </w:r>
+              <w:t xml:space="preserve">2 Double Rooms </w:t>
+            </w:r>
+          </w:p>
+          <w:p>
+            <w:pPr>
+              <w:rPr>
+                <w:rFonts w:eastAsia="Times New Roman" w:cstheme="minorHAnsi"/>
+                <w:color w:val="222222"/>
+                <w:lang w:eastAsia="en-IN" w:bidi="mr-IN"/>
+              </w:rPr>
+            </w:pPr>
+          </w:p>
+          <w:p>
+            <w:pPr>
+              <w:rPr>
+                <w:rFonts w:eastAsia="Times New Roman" w:cstheme="minorHAnsi"/>
+                <w:color w:val="222222"/>
+                <w:lang w:eastAsia="en-IN" w:bidi="mr-IN"/>
+              </w:rPr>
+            </w:pPr>
+            <w:r>
+              <w:rPr>
+                <w:rFonts w:eastAsia="Times New Roman" w:cstheme="minorHAnsi"/>
+                <w:color w:val="222222"/>
+                <w:lang w:eastAsia="en-IN" w:bidi="mr-IN"/>
+              </w:rPr>
+              <w:t xml:space="preserve">and </w:t>
+            </w:r>
+          </w:p>
+          <w:p>
+            <w:pPr>
+              <w:rPr>
+                <w:rFonts w:eastAsia="Times New Roman" w:cstheme="minorHAnsi"/>
+                <w:color w:val="222222"/>
+                <w:lang w:eastAsia="en-IN" w:bidi="mr-IN"/>
+              </w:rPr>
+            </w:pPr>
+          </w:p>
+          <w:p>
+            <w:pPr>
+              <w:rPr>
+                <w:rFonts w:eastAsia="Times New Roman" w:cstheme="minorHAnsi"/>
+                <w:color w:val="222222"/>
+                <w:lang w:eastAsia="en-IN" w:bidi="mr-IN"/>
+              </w:rPr>
+            </w:pPr>
             <w:r>
               <w:rPr>
                 <w:rFonts w:eastAsia="Times New Roman" w:cstheme="minorHAnsi"/>
@@ -1225,6 +1267,18 @@
           <w:lang w:val="en-US"/>
         </w:rPr>
         <w:t xml:space="preserve"> Itinerary</w:t>
+      </w:r>
+      <w:r>
+        <w:rPr>
+          <w:b/>
+          <w:bCs/>
+          <w:color w:val="auto"/>
+          <w:sz w:val="32"/>
+          <w:szCs w:val="32"/>
+          <w:u w:val="single"/>
+          <w:lang w:val="en-US"/>
+        </w:rPr>
+        <w:t xml:space="preserve"> Summary</w:t>
       </w:r>
     </w:p>
     <w:p>
@@ -1242,12 +1296,12 @@
         <w:tblLook w:val="04A0" w:firstRow="1" w:lastRow="0" w:firstColumn="1" w:lastColumn="0" w:noHBand="0" w:noVBand="1"/>
       </w:tblPr>
       <w:tblGrid>
-        <w:gridCol w:w="1446"/>
-        <w:gridCol w:w="1516"/>
-        <w:gridCol w:w="1484"/>
-        <w:gridCol w:w="1756"/>
-        <w:gridCol w:w="1492"/>
-        <w:gridCol w:w="1500"/>
+        <w:gridCol w:w="1414"/>
+        <w:gridCol w:w="1512"/>
+        <w:gridCol w:w="1464"/>
+        <w:gridCol w:w="1755"/>
+        <w:gridCol w:w="1475"/>
+        <w:gridCol w:w="1574"/>
       </w:tblGrid>
       <w:tr>
         <w:trPr>
@@ -1542,11 +1596,25 @@
                 <w:lang w:val="en-US"/>
               </w:rPr>
             </w:pPr>
-            <w:r>
-              <w:rPr>
-                <w:lang w:val="en-US"/>
-              </w:rPr>
-              <w:t>-</w:t>
+            <w:proofErr w:type="spellStart"/>
+            <w:r>
+              <w:rPr>
+                <w:lang w:val="en-US"/>
+              </w:rPr>
+              <w:t>Shikara</w:t>
+            </w:r>
+            <w:proofErr w:type="spellEnd"/>
+            <w:r>
+              <w:rPr>
+                <w:lang w:val="en-US"/>
+              </w:rPr>
+              <w:t xml:space="preserve"> ride 1hr </w:t>
+            </w:r>
+            <w:r>
+              <w:rPr>
+                <w:lang w:val="en-US"/>
+              </w:rPr>
+              <w:t>complimentary</w:t>
             </w:r>
           </w:p>
         </w:tc>
@@ -1795,22 +1863,15 @@
               <w:rPr>
                 <w:lang w:val="en-US"/>
               </w:rPr>
-              <w:t xml:space="preserve">Srinagar – </w:t>
-            </w:r>
-            <w:proofErr w:type="spellStart"/>
-            <w:r>
-              <w:rPr>
-                <w:lang w:val="en-US"/>
-              </w:rPr>
-              <w:t>Sonmarg</w:t>
-            </w:r>
-            <w:proofErr w:type="spellEnd"/>
-            <w:r>
-              <w:rPr>
-                <w:lang w:val="en-US"/>
-              </w:rPr>
-              <w:t xml:space="preserve"> - Srinagar</w:t>
-            </w:r>
+              <w:t>Srinagar Local sightseeing</w:t>
+            </w:r>
+          </w:p>
+          <w:p>
+            <w:pPr>
+              <w:rPr>
+                <w:lang w:val="en-US"/>
+              </w:rPr>
+            </w:pPr>
           </w:p>
         </w:tc>
         <w:tc>
@@ -1885,21 +1946,7 @@
               <w:rPr>
                 <w:lang w:val="en-US"/>
               </w:rPr>
-              <w:t xml:space="preserve">Ride to </w:t>
-            </w:r>
-            <w:proofErr w:type="spellStart"/>
-            <w:r>
-              <w:rPr>
-                <w:lang w:val="en-US"/>
-              </w:rPr>
-              <w:t>Thajwas</w:t>
-            </w:r>
-            <w:proofErr w:type="spellEnd"/>
-            <w:r>
-              <w:rPr>
-                <w:lang w:val="en-US"/>
-              </w:rPr>
-              <w:t xml:space="preserve"> glacier and other snow activities at your own cost.</w:t>
+              <w:t>-</w:t>
             </w:r>
           </w:p>
         </w:tc>
@@ -1963,7 +2010,21 @@
               <w:rPr>
                 <w:lang w:val="en-US"/>
               </w:rPr>
-              <w:t>Srinagar Local sightseeing</w:t>
+              <w:t xml:space="preserve">Srinagar – </w:t>
+            </w:r>
+            <w:proofErr w:type="spellStart"/>
+            <w:r>
+              <w:rPr>
+                <w:lang w:val="en-US"/>
+              </w:rPr>
+              <w:t>Sonmarg</w:t>
+            </w:r>
+            <w:proofErr w:type="spellEnd"/>
+            <w:r>
+              <w:rPr>
+                <w:lang w:val="en-US"/>
+              </w:rPr>
+              <w:t xml:space="preserve"> - Srinagar</w:t>
             </w:r>
           </w:p>
         </w:tc>
@@ -2039,7 +2100,21 @@
               <w:rPr>
                 <w:lang w:val="en-US"/>
               </w:rPr>
-              <w:t>-</w:t>
+              <w:t xml:space="preserve">Ride to </w:t>
+            </w:r>
+            <w:proofErr w:type="spellStart"/>
+            <w:r>
+              <w:rPr>
+                <w:lang w:val="en-US"/>
+              </w:rPr>
+              <w:t>Thajwas</w:t>
+            </w:r>
+            <w:proofErr w:type="spellEnd"/>
+            <w:r>
+              <w:rPr>
+                <w:lang w:val="en-US"/>
+              </w:rPr>
+              <w:t xml:space="preserve"> glacier and other snow activities at your own cost.</w:t>
             </w:r>
           </w:p>
         </w:tc>
@@ -2410,9 +2485,26 @@
     <w:p>
       <w:pPr>
         <w:rPr>
+          <w:rFonts w:asciiTheme="majorHAnsi" w:eastAsiaTheme="majorEastAsia" w:hAnsiTheme="majorHAnsi" w:cstheme="majorBidi"/>
+          <w:b/>
+          <w:bCs/>
+          <w:sz w:val="32"/>
+          <w:szCs w:val="32"/>
+          <w:u w:val="single"/>
           <w:lang w:val="en-US"/>
         </w:rPr>
       </w:pPr>
+      <w:r>
+        <w:rPr>
+          <w:b/>
+          <w:bCs/>
+          <w:sz w:val="32"/>
+          <w:szCs w:val="32"/>
+          <w:u w:val="single"/>
+          <w:lang w:val="en-US"/>
+        </w:rPr>
+        <w:br w:type="page"/>
+      </w:r>
     </w:p>
     <w:p>
       <w:pPr>
@@ -2428,11 +2520,8 @@
           <w:lang w:val="en-US"/>
         </w:rPr>
       </w:pPr>
-    </w:p>
-    <w:p>
-      <w:pPr>
-        <w:pStyle w:val="Heading2"/>
-        <w:jc w:val="center"/>
+      <w:proofErr w:type="spellStart"/>
+      <w:r>
         <w:rPr>
           <w:b/>
           <w:bCs/>
@@ -2442,7 +2531,10 @@
           <w:u w:val="single"/>
           <w:lang w:val="en-US"/>
         </w:rPr>
-      </w:pPr>
+        <w:lastRenderedPageBreak/>
+        <w:t>Daywise</w:t>
+      </w:r>
+      <w:proofErr w:type="spellEnd"/>
       <w:r>
         <w:rPr>
           <w:b/>
@@ -2453,6 +2545,1902 @@
           <w:u w:val="single"/>
           <w:lang w:val="en-US"/>
         </w:rPr>
+        <w:t xml:space="preserve"> Itinerary</w:t>
+      </w:r>
+    </w:p>
+    <w:p>
+      <w:pPr>
+        <w:rPr>
+          <w:lang w:val="en-US"/>
+        </w:rPr>
+      </w:pPr>
+    </w:p>
+    <w:p>
+      <w:pPr>
+        <w:rPr>
+          <w:lang w:val="en-US"/>
+        </w:rPr>
+      </w:pPr>
+    </w:p>
+    <w:tbl>
+      <w:tblPr>
+        <w:tblStyle w:val="TableGrid"/>
+        <w:tblW w:w="9265" w:type="dxa"/>
+        <w:jc w:val="center"/>
+        <w:tblLook w:val="04A0" w:firstRow="1" w:lastRow="0" w:firstColumn="1" w:lastColumn="0" w:noHBand="0" w:noVBand="1"/>
+      </w:tblPr>
+      <w:tblGrid>
+        <w:gridCol w:w="9265"/>
+      </w:tblGrid>
+      <w:tr>
+        <w:trPr>
+          <w:trHeight w:val="291"/>
+          <w:jc w:val="center"/>
+        </w:trPr>
+        <w:tc>
+          <w:tcPr>
+            <w:tcW w:w="9265" w:type="dxa"/>
+            <w:shd w:val="clear" w:color="auto" w:fill="FFD966" w:themeFill="accent4" w:themeFillTint="99"/>
+          </w:tcPr>
+          <w:p>
+            <w:pPr>
+              <w:rPr>
+                <w:rFonts w:cstheme="minorHAnsi"/>
+                <w:b/>
+                <w:bCs/>
+                <w:sz w:val="25"/>
+                <w:szCs w:val="25"/>
+              </w:rPr>
+            </w:pPr>
+            <w:r>
+              <w:rPr>
+                <w:rFonts w:cstheme="minorHAnsi"/>
+                <w:b/>
+                <w:bCs/>
+                <w:sz w:val="25"/>
+                <w:szCs w:val="25"/>
+              </w:rPr>
+              <w:t>Day 1 (</w:t>
+            </w:r>
+            <w:r>
+              <w:rPr>
+                <w:rFonts w:cstheme="minorHAnsi"/>
+                <w:b/>
+                <w:bCs/>
+                <w:sz w:val="25"/>
+                <w:szCs w:val="25"/>
+                <w:lang w:val="en-US"/>
+              </w:rPr>
+              <w:t xml:space="preserve">31 Mar 2025) : Arrival at Jammu </w:t>
+            </w:r>
+            <w:proofErr w:type="spellStart"/>
+            <w:r>
+              <w:rPr>
+                <w:rFonts w:cstheme="minorHAnsi"/>
+                <w:b/>
+                <w:bCs/>
+                <w:sz w:val="25"/>
+                <w:szCs w:val="25"/>
+                <w:lang w:val="en-US"/>
+              </w:rPr>
+              <w:t>Tawi</w:t>
+            </w:r>
+            <w:proofErr w:type="spellEnd"/>
+            <w:r>
+              <w:rPr>
+                <w:rFonts w:cstheme="minorHAnsi"/>
+                <w:b/>
+                <w:bCs/>
+                <w:sz w:val="25"/>
+                <w:szCs w:val="25"/>
+                <w:lang w:val="en-US"/>
+              </w:rPr>
+              <w:t xml:space="preserve"> railway station – transfer to Srinagar</w:t>
+            </w:r>
+          </w:p>
+        </w:tc>
+      </w:tr>
+      <w:tr>
+        <w:trPr>
+          <w:trHeight w:val="98"/>
+          <w:jc w:val="center"/>
+        </w:trPr>
+        <w:tc>
+          <w:tcPr>
+            <w:tcW w:w="9265" w:type="dxa"/>
+            <w:shd w:val="clear" w:color="auto" w:fill="FFF2CC" w:themeFill="accent4" w:themeFillTint="33"/>
+          </w:tcPr>
+          <w:p>
+            <w:pPr>
+              <w:rPr>
+                <w:rFonts w:cstheme="minorHAnsi"/>
+                <w:color w:val="1F4B2B"/>
+                <w:sz w:val="25"/>
+                <w:szCs w:val="25"/>
+              </w:rPr>
+            </w:pPr>
+            <w:r>
+              <w:rPr>
+                <w:rFonts w:cstheme="minorHAnsi"/>
+                <w:color w:val="1F4B2B"/>
+                <w:sz w:val="25"/>
+                <w:szCs w:val="25"/>
+              </w:rPr>
+              <w:t xml:space="preserve">Arrive at </w:t>
+            </w:r>
+            <w:r>
+              <w:rPr>
+                <w:rFonts w:cstheme="minorHAnsi"/>
+                <w:color w:val="1F4B2B"/>
+                <w:sz w:val="25"/>
+                <w:szCs w:val="25"/>
+              </w:rPr>
+              <w:t xml:space="preserve">Jammu </w:t>
+            </w:r>
+            <w:proofErr w:type="spellStart"/>
+            <w:r>
+              <w:rPr>
+                <w:rFonts w:cstheme="minorHAnsi"/>
+                <w:color w:val="1F4B2B"/>
+                <w:sz w:val="25"/>
+                <w:szCs w:val="25"/>
+              </w:rPr>
+              <w:t>Tawi</w:t>
+            </w:r>
+            <w:proofErr w:type="spellEnd"/>
+            <w:r>
+              <w:rPr>
+                <w:rFonts w:cstheme="minorHAnsi"/>
+                <w:color w:val="1F4B2B"/>
+                <w:sz w:val="25"/>
+                <w:szCs w:val="25"/>
+              </w:rPr>
+              <w:t xml:space="preserve"> railway station</w:t>
+            </w:r>
+            <w:r>
+              <w:rPr>
+                <w:rFonts w:cstheme="minorHAnsi"/>
+                <w:color w:val="1F4B2B"/>
+                <w:sz w:val="25"/>
+                <w:szCs w:val="25"/>
+              </w:rPr>
+              <w:t>. • Transfer to your houseboat</w:t>
+            </w:r>
+            <w:r>
+              <w:rPr>
+                <w:rFonts w:cstheme="minorHAnsi"/>
+                <w:color w:val="1F4B2B"/>
+                <w:sz w:val="25"/>
+                <w:szCs w:val="25"/>
+              </w:rPr>
+              <w:t xml:space="preserve"> at Srinagar</w:t>
+            </w:r>
+            <w:r>
+              <w:rPr>
+                <w:rFonts w:cstheme="minorHAnsi"/>
+                <w:color w:val="1F4B2B"/>
+                <w:sz w:val="25"/>
+                <w:szCs w:val="25"/>
+              </w:rPr>
+              <w:t xml:space="preserve">. • Spend the day relaxing and acclimatizing to the weather. • In the evening, you can take a </w:t>
+            </w:r>
+            <w:proofErr w:type="spellStart"/>
+            <w:r>
+              <w:rPr>
+                <w:rFonts w:cstheme="minorHAnsi"/>
+                <w:color w:val="1F4B2B"/>
+                <w:sz w:val="25"/>
+                <w:szCs w:val="25"/>
+              </w:rPr>
+              <w:t>shikara</w:t>
+            </w:r>
+            <w:proofErr w:type="spellEnd"/>
+            <w:r>
+              <w:rPr>
+                <w:rFonts w:cstheme="minorHAnsi"/>
+                <w:color w:val="1F4B2B"/>
+                <w:sz w:val="25"/>
+                <w:szCs w:val="25"/>
+              </w:rPr>
+              <w:t xml:space="preserve"> ride on Dal Lake and enjoy the beautiful sunset. • Dinner and overnight stay at Houseboat.</w:t>
+            </w:r>
+          </w:p>
+          <w:p>
+            <w:pPr>
+              <w:rPr>
+                <w:rFonts w:cstheme="minorHAnsi"/>
+                <w:color w:val="1F4B2B"/>
+                <w:sz w:val="25"/>
+                <w:szCs w:val="25"/>
+              </w:rPr>
+            </w:pPr>
+          </w:p>
+          <w:p>
+            <w:pPr>
+              <w:rPr>
+                <w:rFonts w:cstheme="minorHAnsi"/>
+                <w:color w:val="1F4B2B"/>
+                <w:sz w:val="25"/>
+                <w:szCs w:val="25"/>
+              </w:rPr>
+            </w:pPr>
+            <w:r>
+              <w:rPr>
+                <w:rFonts w:cstheme="minorHAnsi"/>
+                <w:color w:val="1F4B2B"/>
+                <w:sz w:val="25"/>
+                <w:szCs w:val="25"/>
+              </w:rPr>
+              <w:t>Note:</w:t>
+            </w:r>
+          </w:p>
+          <w:p>
+            <w:pPr>
+              <w:rPr>
+                <w:rFonts w:cstheme="minorHAnsi"/>
+                <w:color w:val="1F4B2B"/>
+                <w:sz w:val="25"/>
+                <w:szCs w:val="25"/>
+              </w:rPr>
+            </w:pPr>
+            <w:r>
+              <w:rPr>
+                <w:rFonts w:cstheme="minorHAnsi"/>
+                <w:color w:val="1F4B2B"/>
+                <w:sz w:val="25"/>
+                <w:szCs w:val="25"/>
+              </w:rPr>
+              <w:t xml:space="preserve">1 hour </w:t>
+            </w:r>
+            <w:proofErr w:type="spellStart"/>
+            <w:r>
+              <w:rPr>
+                <w:rFonts w:cstheme="minorHAnsi"/>
+                <w:color w:val="1F4B2B"/>
+                <w:sz w:val="25"/>
+                <w:szCs w:val="25"/>
+              </w:rPr>
+              <w:t>Shikara</w:t>
+            </w:r>
+            <w:proofErr w:type="spellEnd"/>
+            <w:r>
+              <w:rPr>
+                <w:rFonts w:cstheme="minorHAnsi"/>
+                <w:color w:val="1F4B2B"/>
+                <w:sz w:val="25"/>
+                <w:szCs w:val="25"/>
+              </w:rPr>
+              <w:t xml:space="preserve"> ride is complimentary.</w:t>
+            </w:r>
+          </w:p>
+        </w:tc>
+      </w:tr>
+    </w:tbl>
+    <w:p>
+      <w:pPr>
+        <w:rPr>
+          <w:rFonts w:cstheme="minorHAnsi"/>
+          <w:sz w:val="25"/>
+          <w:szCs w:val="25"/>
+          <w:lang w:val="en-US"/>
+        </w:rPr>
+      </w:pPr>
+    </w:p>
+    <w:tbl>
+      <w:tblPr>
+        <w:tblStyle w:val="TableGrid"/>
+        <w:tblW w:w="9265" w:type="dxa"/>
+        <w:jc w:val="center"/>
+        <w:tblLook w:val="04A0" w:firstRow="1" w:lastRow="0" w:firstColumn="1" w:lastColumn="0" w:noHBand="0" w:noVBand="1"/>
+      </w:tblPr>
+      <w:tblGrid>
+        <w:gridCol w:w="9265"/>
+      </w:tblGrid>
+      <w:tr>
+        <w:trPr>
+          <w:trHeight w:val="291"/>
+          <w:jc w:val="center"/>
+        </w:trPr>
+        <w:tc>
+          <w:tcPr>
+            <w:tcW w:w="9265" w:type="dxa"/>
+            <w:shd w:val="clear" w:color="auto" w:fill="FFD966" w:themeFill="accent4" w:themeFillTint="99"/>
+          </w:tcPr>
+          <w:p>
+            <w:pPr>
+              <w:rPr>
+                <w:rFonts w:cstheme="minorHAnsi"/>
+                <w:b/>
+                <w:bCs/>
+                <w:sz w:val="25"/>
+                <w:szCs w:val="25"/>
+              </w:rPr>
+            </w:pPr>
+            <w:r>
+              <w:rPr>
+                <w:rFonts w:cstheme="minorHAnsi"/>
+                <w:b/>
+                <w:bCs/>
+                <w:sz w:val="25"/>
+                <w:szCs w:val="25"/>
+              </w:rPr>
+              <w:t>Day 2 (01 Apr 2025) : </w:t>
+            </w:r>
+            <w:r>
+              <w:rPr>
+                <w:rFonts w:cstheme="minorHAnsi"/>
+                <w:b/>
+                <w:bCs/>
+                <w:sz w:val="25"/>
+                <w:szCs w:val="25"/>
+              </w:rPr>
+              <w:t xml:space="preserve">Srinagar </w:t>
+            </w:r>
+            <w:r>
+              <w:rPr>
+                <w:rFonts w:cstheme="minorHAnsi"/>
+                <w:b/>
+                <w:bCs/>
+                <w:sz w:val="25"/>
+                <w:szCs w:val="25"/>
+              </w:rPr>
+              <w:t xml:space="preserve">– </w:t>
+            </w:r>
+            <w:proofErr w:type="spellStart"/>
+            <w:r>
+              <w:rPr>
+                <w:rFonts w:cstheme="minorHAnsi"/>
+                <w:b/>
+                <w:bCs/>
+                <w:sz w:val="25"/>
+                <w:szCs w:val="25"/>
+              </w:rPr>
+              <w:t>Gulmarg</w:t>
+            </w:r>
+            <w:proofErr w:type="spellEnd"/>
+            <w:r>
+              <w:rPr>
+                <w:rFonts w:cstheme="minorHAnsi"/>
+                <w:b/>
+                <w:bCs/>
+                <w:sz w:val="25"/>
+                <w:szCs w:val="25"/>
+              </w:rPr>
+              <w:t xml:space="preserve"> – Srinagar </w:t>
+            </w:r>
+          </w:p>
+        </w:tc>
+      </w:tr>
+      <w:tr>
+        <w:trPr>
+          <w:trHeight w:val="98"/>
+          <w:jc w:val="center"/>
+        </w:trPr>
+        <w:tc>
+          <w:tcPr>
+            <w:tcW w:w="9265" w:type="dxa"/>
+            <w:shd w:val="clear" w:color="auto" w:fill="FFF2CC" w:themeFill="accent4" w:themeFillTint="33"/>
+          </w:tcPr>
+          <w:p>
+            <w:pPr>
+              <w:rPr>
+                <w:rFonts w:cstheme="minorHAnsi"/>
+                <w:color w:val="1F4B2B"/>
+                <w:sz w:val="25"/>
+                <w:szCs w:val="25"/>
+              </w:rPr>
+            </w:pPr>
+            <w:r>
+              <w:rPr>
+                <w:rFonts w:cstheme="minorHAnsi"/>
+                <w:color w:val="1F4B2B"/>
+                <w:sz w:val="25"/>
+                <w:szCs w:val="25"/>
+              </w:rPr>
+              <w:t xml:space="preserve">After breakfast checkout from houseboat. • Drive to </w:t>
+            </w:r>
+            <w:proofErr w:type="spellStart"/>
+            <w:r>
+              <w:rPr>
+                <w:rFonts w:cstheme="minorHAnsi"/>
+                <w:color w:val="1F4B2B"/>
+                <w:sz w:val="25"/>
+                <w:szCs w:val="25"/>
+              </w:rPr>
+              <w:t>Gulmarg</w:t>
+            </w:r>
+            <w:proofErr w:type="spellEnd"/>
+            <w:r>
+              <w:rPr>
+                <w:rFonts w:cstheme="minorHAnsi"/>
+                <w:color w:val="1F4B2B"/>
+                <w:sz w:val="25"/>
+                <w:szCs w:val="25"/>
+              </w:rPr>
+              <w:t xml:space="preserve"> </w:t>
+            </w:r>
+            <w:r>
+              <w:rPr>
+                <w:rFonts w:cstheme="minorHAnsi"/>
+                <w:color w:val="1F4B2B"/>
+                <w:sz w:val="25"/>
+                <w:szCs w:val="25"/>
+              </w:rPr>
+              <w:t xml:space="preserve">(52 km, approx. 2 hours), a picturesque hill station known for its lush green meadows and snow-capped peaks. • Enjoy the Gondola ride (cable car) to the highest point, affording stunning views of the surrounding mountains. • Explore the sprawling meadows of </w:t>
+            </w:r>
+            <w:proofErr w:type="spellStart"/>
+            <w:r>
+              <w:rPr>
+                <w:rFonts w:cstheme="minorHAnsi"/>
+                <w:color w:val="1F4B2B"/>
+                <w:sz w:val="25"/>
+                <w:szCs w:val="25"/>
+              </w:rPr>
+              <w:t>Gulmarg</w:t>
+            </w:r>
+            <w:proofErr w:type="spellEnd"/>
+            <w:r>
+              <w:rPr>
+                <w:rFonts w:cstheme="minorHAnsi"/>
+                <w:color w:val="1F4B2B"/>
+                <w:sz w:val="25"/>
+                <w:szCs w:val="25"/>
+              </w:rPr>
+              <w:t xml:space="preserve">, often covered in a blanket of wildflowers during the summer months. • </w:t>
+            </w:r>
+            <w:r>
+              <w:rPr>
+                <w:rFonts w:cstheme="minorHAnsi"/>
+                <w:color w:val="1F4B2B"/>
+                <w:sz w:val="25"/>
+                <w:szCs w:val="25"/>
+              </w:rPr>
+              <w:t>After return, check in</w:t>
+            </w:r>
+            <w:r>
+              <w:rPr>
+                <w:rFonts w:cstheme="minorHAnsi"/>
+                <w:color w:val="1F4B2B"/>
+                <w:sz w:val="25"/>
+                <w:szCs w:val="25"/>
+              </w:rPr>
+              <w:t xml:space="preserve"> to hotel </w:t>
+            </w:r>
+            <w:r>
+              <w:rPr>
+                <w:rFonts w:cstheme="minorHAnsi"/>
+                <w:color w:val="1F4B2B"/>
+                <w:sz w:val="25"/>
+                <w:szCs w:val="25"/>
+              </w:rPr>
+              <w:t>at</w:t>
+            </w:r>
+            <w:r>
+              <w:rPr>
+                <w:rFonts w:cstheme="minorHAnsi"/>
+                <w:color w:val="1F4B2B"/>
+                <w:sz w:val="25"/>
+                <w:szCs w:val="25"/>
+              </w:rPr>
+              <w:t xml:space="preserve"> Srinagar for dinner and stay.</w:t>
+            </w:r>
+          </w:p>
+          <w:p>
+            <w:pPr>
+              <w:rPr>
+                <w:rFonts w:cstheme="minorHAnsi"/>
+                <w:color w:val="1F4B2B"/>
+                <w:sz w:val="25"/>
+                <w:szCs w:val="25"/>
+              </w:rPr>
+            </w:pPr>
+          </w:p>
+          <w:p>
+            <w:pPr>
+              <w:rPr>
+                <w:rFonts w:cstheme="minorHAnsi"/>
+                <w:color w:val="FF0000"/>
+                <w:sz w:val="25"/>
+                <w:szCs w:val="25"/>
+              </w:rPr>
+            </w:pPr>
+            <w:r>
+              <w:rPr>
+                <w:rFonts w:cstheme="minorHAnsi"/>
+                <w:color w:val="FF0000"/>
+                <w:sz w:val="25"/>
+                <w:szCs w:val="25"/>
+              </w:rPr>
+              <w:t>NOTE:</w:t>
+            </w:r>
+          </w:p>
+          <w:p>
+            <w:pPr>
+              <w:rPr>
+                <w:rFonts w:cstheme="minorHAnsi"/>
+                <w:color w:val="FF0000"/>
+                <w:sz w:val="25"/>
+                <w:szCs w:val="25"/>
+              </w:rPr>
+            </w:pPr>
+            <w:r>
+              <w:rPr>
+                <w:rFonts w:cstheme="minorHAnsi"/>
+                <w:color w:val="FF0000"/>
+                <w:sz w:val="25"/>
+                <w:szCs w:val="25"/>
+              </w:rPr>
+              <w:t>Gondola ride is at own cost.</w:t>
+            </w:r>
+          </w:p>
+          <w:p>
+            <w:pPr>
+              <w:rPr>
+                <w:rFonts w:cstheme="minorHAnsi"/>
+                <w:color w:val="FF0000"/>
+                <w:sz w:val="25"/>
+                <w:szCs w:val="25"/>
+              </w:rPr>
+            </w:pPr>
+            <w:r>
+              <w:rPr>
+                <w:rFonts w:cstheme="minorHAnsi"/>
+                <w:color w:val="FF0000"/>
+                <w:sz w:val="25"/>
+                <w:szCs w:val="25"/>
+              </w:rPr>
+              <w:t xml:space="preserve">The most famous </w:t>
+            </w:r>
+            <w:r>
+              <w:rPr>
+                <w:rStyle w:val="Strong"/>
+                <w:rFonts w:cstheme="minorHAnsi"/>
+                <w:b w:val="0"/>
+                <w:bCs w:val="0"/>
+                <w:color w:val="FF0000"/>
+                <w:sz w:val="25"/>
+                <w:szCs w:val="25"/>
+              </w:rPr>
+              <w:t xml:space="preserve">waterfall near </w:t>
+            </w:r>
+            <w:proofErr w:type="spellStart"/>
+            <w:r>
+              <w:rPr>
+                <w:rStyle w:val="Strong"/>
+                <w:rFonts w:cstheme="minorHAnsi"/>
+                <w:b w:val="0"/>
+                <w:bCs w:val="0"/>
+                <w:color w:val="FF0000"/>
+                <w:sz w:val="25"/>
+                <w:szCs w:val="25"/>
+              </w:rPr>
+              <w:t>Gulmarg</w:t>
+            </w:r>
+            <w:proofErr w:type="spellEnd"/>
+            <w:r>
+              <w:rPr>
+                <w:rFonts w:cstheme="minorHAnsi"/>
+                <w:color w:val="FF0000"/>
+                <w:sz w:val="25"/>
+                <w:szCs w:val="25"/>
+              </w:rPr>
+              <w:t xml:space="preserve"> is the </w:t>
+            </w:r>
+            <w:proofErr w:type="spellStart"/>
+            <w:r>
+              <w:rPr>
+                <w:rStyle w:val="Strong"/>
+                <w:rFonts w:cstheme="minorHAnsi"/>
+                <w:b w:val="0"/>
+                <w:bCs w:val="0"/>
+                <w:color w:val="FF0000"/>
+                <w:sz w:val="25"/>
+                <w:szCs w:val="25"/>
+              </w:rPr>
+              <w:t>Drung</w:t>
+            </w:r>
+            <w:proofErr w:type="spellEnd"/>
+            <w:r>
+              <w:rPr>
+                <w:rStyle w:val="Strong"/>
+                <w:rFonts w:cstheme="minorHAnsi"/>
+                <w:color w:val="FF0000"/>
+                <w:sz w:val="25"/>
+                <w:szCs w:val="25"/>
+              </w:rPr>
+              <w:t xml:space="preserve"> </w:t>
+            </w:r>
+            <w:r>
+              <w:rPr>
+                <w:rStyle w:val="Strong"/>
+                <w:rFonts w:cstheme="minorHAnsi"/>
+                <w:b w:val="0"/>
+                <w:bCs w:val="0"/>
+                <w:color w:val="FF0000"/>
+                <w:sz w:val="25"/>
+                <w:szCs w:val="25"/>
+              </w:rPr>
+              <w:t>Waterfall</w:t>
+            </w:r>
+            <w:r>
+              <w:rPr>
+                <w:rFonts w:cstheme="minorHAnsi"/>
+                <w:color w:val="FF0000"/>
+                <w:sz w:val="25"/>
+                <w:szCs w:val="25"/>
+              </w:rPr>
+              <w:t xml:space="preserve">, a </w:t>
+            </w:r>
+            <w:proofErr w:type="spellStart"/>
+            <w:r>
+              <w:rPr>
+                <w:rStyle w:val="Strong"/>
+                <w:rFonts w:cstheme="minorHAnsi"/>
+                <w:b w:val="0"/>
+                <w:bCs w:val="0"/>
+                <w:color w:val="FF0000"/>
+                <w:sz w:val="25"/>
+                <w:szCs w:val="25"/>
+              </w:rPr>
+              <w:t>breathtaking</w:t>
+            </w:r>
+            <w:proofErr w:type="spellEnd"/>
+            <w:r>
+              <w:rPr>
+                <w:rStyle w:val="Strong"/>
+                <w:rFonts w:cstheme="minorHAnsi"/>
+                <w:color w:val="FF0000"/>
+                <w:sz w:val="25"/>
+                <w:szCs w:val="25"/>
+              </w:rPr>
+              <w:t xml:space="preserve"> </w:t>
+            </w:r>
+            <w:r>
+              <w:rPr>
+                <w:rStyle w:val="Strong"/>
+                <w:rFonts w:cstheme="minorHAnsi"/>
+                <w:b w:val="0"/>
+                <w:bCs w:val="0"/>
+                <w:color w:val="FF0000"/>
+                <w:sz w:val="25"/>
+                <w:szCs w:val="25"/>
+              </w:rPr>
+              <w:t>natural</w:t>
+            </w:r>
+            <w:r>
+              <w:rPr>
+                <w:rStyle w:val="Strong"/>
+                <w:rFonts w:cstheme="minorHAnsi"/>
+                <w:color w:val="FF0000"/>
+                <w:sz w:val="25"/>
+                <w:szCs w:val="25"/>
+              </w:rPr>
+              <w:t xml:space="preserve"> </w:t>
+            </w:r>
+            <w:r>
+              <w:rPr>
+                <w:rStyle w:val="Strong"/>
+                <w:rFonts w:cstheme="minorHAnsi"/>
+                <w:b w:val="0"/>
+                <w:bCs w:val="0"/>
+                <w:color w:val="FF0000"/>
+                <w:sz w:val="25"/>
+                <w:szCs w:val="25"/>
+              </w:rPr>
+              <w:t>wonder</w:t>
+            </w:r>
+            <w:r>
+              <w:rPr>
+                <w:rFonts w:cstheme="minorHAnsi"/>
+                <w:color w:val="FF0000"/>
+                <w:sz w:val="25"/>
+                <w:szCs w:val="25"/>
+              </w:rPr>
+              <w:t xml:space="preserve"> that attracts visitors year-round.</w:t>
+            </w:r>
+            <w:r>
+              <w:rPr>
+                <w:rFonts w:cstheme="minorHAnsi"/>
+                <w:color w:val="FF0000"/>
+                <w:sz w:val="25"/>
+                <w:szCs w:val="25"/>
+              </w:rPr>
+              <w:t xml:space="preserve"> Access to this waterfall is restricted by union so union cab can be hired to access, at own cost.</w:t>
+            </w:r>
+          </w:p>
+        </w:tc>
+      </w:tr>
+    </w:tbl>
+    <w:p>
+      <w:pPr>
+        <w:rPr>
+          <w:rFonts w:cstheme="minorHAnsi"/>
+          <w:sz w:val="25"/>
+          <w:szCs w:val="25"/>
+          <w:lang w:val="en-US"/>
+        </w:rPr>
+      </w:pPr>
+    </w:p>
+    <w:tbl>
+      <w:tblPr>
+        <w:tblStyle w:val="TableGrid"/>
+        <w:tblW w:w="9265" w:type="dxa"/>
+        <w:jc w:val="center"/>
+        <w:tblLook w:val="04A0" w:firstRow="1" w:lastRow="0" w:firstColumn="1" w:lastColumn="0" w:noHBand="0" w:noVBand="1"/>
+      </w:tblPr>
+      <w:tblGrid>
+        <w:gridCol w:w="9265"/>
+      </w:tblGrid>
+      <w:tr>
+        <w:trPr>
+          <w:trHeight w:val="291"/>
+          <w:jc w:val="center"/>
+        </w:trPr>
+        <w:tc>
+          <w:tcPr>
+            <w:tcW w:w="9265" w:type="dxa"/>
+            <w:shd w:val="clear" w:color="auto" w:fill="FFD966" w:themeFill="accent4" w:themeFillTint="99"/>
+          </w:tcPr>
+          <w:p>
+            <w:pPr>
+              <w:rPr>
+                <w:rFonts w:cstheme="minorHAnsi"/>
+                <w:b/>
+                <w:bCs/>
+                <w:sz w:val="25"/>
+                <w:szCs w:val="25"/>
+              </w:rPr>
+            </w:pPr>
+            <w:r>
+              <w:rPr>
+                <w:rFonts w:cstheme="minorHAnsi"/>
+                <w:b/>
+                <w:bCs/>
+                <w:sz w:val="25"/>
+                <w:szCs w:val="25"/>
+              </w:rPr>
+              <w:t>Day 3 (02 Apr 2025) : </w:t>
+            </w:r>
+            <w:r>
+              <w:rPr>
+                <w:rFonts w:cstheme="minorHAnsi"/>
+                <w:b/>
+                <w:bCs/>
+                <w:sz w:val="25"/>
+                <w:szCs w:val="25"/>
+              </w:rPr>
+              <w:t>Srinagar Local Sightseeing</w:t>
+            </w:r>
+          </w:p>
+        </w:tc>
+      </w:tr>
+      <w:tr>
+        <w:trPr>
+          <w:trHeight w:val="98"/>
+          <w:jc w:val="center"/>
+        </w:trPr>
+        <w:tc>
+          <w:tcPr>
+            <w:tcW w:w="9265" w:type="dxa"/>
+            <w:shd w:val="clear" w:color="auto" w:fill="FFF2CC" w:themeFill="accent4" w:themeFillTint="33"/>
+          </w:tcPr>
+          <w:p>
+            <w:pPr>
+              <w:rPr>
+                <w:rFonts w:cstheme="minorHAnsi"/>
+                <w:color w:val="FF0000"/>
+                <w:sz w:val="25"/>
+                <w:szCs w:val="25"/>
+              </w:rPr>
+            </w:pPr>
+            <w:r>
+              <w:rPr>
+                <w:rFonts w:cstheme="minorHAnsi"/>
+                <w:color w:val="1F4B2B"/>
+                <w:sz w:val="25"/>
+                <w:szCs w:val="25"/>
+              </w:rPr>
+              <w:t xml:space="preserve">After breakfast move to sightseeing at Srinagar. • Visit Mughal Gardens (Tulip Garden, </w:t>
+            </w:r>
+            <w:proofErr w:type="spellStart"/>
+            <w:r>
+              <w:rPr>
+                <w:rFonts w:cstheme="minorHAnsi"/>
+                <w:color w:val="1F4B2B"/>
+                <w:sz w:val="25"/>
+                <w:szCs w:val="25"/>
+              </w:rPr>
+              <w:t>Nishat</w:t>
+            </w:r>
+            <w:proofErr w:type="spellEnd"/>
+            <w:r>
+              <w:rPr>
+                <w:rFonts w:cstheme="minorHAnsi"/>
+                <w:color w:val="1F4B2B"/>
+                <w:sz w:val="25"/>
+                <w:szCs w:val="25"/>
+              </w:rPr>
+              <w:t xml:space="preserve"> </w:t>
+            </w:r>
+            <w:proofErr w:type="spellStart"/>
+            <w:r>
+              <w:rPr>
+                <w:rFonts w:cstheme="minorHAnsi"/>
+                <w:color w:val="1F4B2B"/>
+                <w:sz w:val="25"/>
+                <w:szCs w:val="25"/>
+              </w:rPr>
+              <w:t>Bagh</w:t>
+            </w:r>
+            <w:proofErr w:type="spellEnd"/>
+            <w:r>
+              <w:rPr>
+                <w:rFonts w:cstheme="minorHAnsi"/>
+                <w:color w:val="1F4B2B"/>
+                <w:sz w:val="25"/>
+                <w:szCs w:val="25"/>
+              </w:rPr>
+              <w:t xml:space="preserve">, Shalimar </w:t>
+            </w:r>
+            <w:proofErr w:type="spellStart"/>
+            <w:r>
+              <w:rPr>
+                <w:rFonts w:cstheme="minorHAnsi"/>
+                <w:color w:val="1F4B2B"/>
+                <w:sz w:val="25"/>
+                <w:szCs w:val="25"/>
+              </w:rPr>
+              <w:t>Bagh</w:t>
+            </w:r>
+            <w:proofErr w:type="spellEnd"/>
+            <w:r>
+              <w:rPr>
+                <w:rFonts w:cstheme="minorHAnsi"/>
+                <w:color w:val="1F4B2B"/>
+                <w:sz w:val="25"/>
+                <w:szCs w:val="25"/>
+              </w:rPr>
+              <w:t xml:space="preserve">, and </w:t>
+            </w:r>
+            <w:proofErr w:type="spellStart"/>
+            <w:r>
+              <w:rPr>
+                <w:rFonts w:cstheme="minorHAnsi"/>
+                <w:color w:val="1F4B2B"/>
+                <w:sz w:val="25"/>
+                <w:szCs w:val="25"/>
+              </w:rPr>
+              <w:t>Chashme</w:t>
+            </w:r>
+            <w:proofErr w:type="spellEnd"/>
+            <w:r>
+              <w:rPr>
+                <w:rFonts w:cstheme="minorHAnsi"/>
+                <w:color w:val="1F4B2B"/>
+                <w:sz w:val="25"/>
+                <w:szCs w:val="25"/>
+              </w:rPr>
+              <w:t xml:space="preserve"> </w:t>
+            </w:r>
+            <w:proofErr w:type="spellStart"/>
+            <w:r>
+              <w:rPr>
+                <w:rFonts w:cstheme="minorHAnsi"/>
+                <w:color w:val="1F4B2B"/>
+                <w:sz w:val="25"/>
+                <w:szCs w:val="25"/>
+              </w:rPr>
+              <w:t>Shahi</w:t>
+            </w:r>
+            <w:proofErr w:type="spellEnd"/>
+            <w:r>
+              <w:rPr>
+                <w:rFonts w:cstheme="minorHAnsi"/>
+                <w:color w:val="1F4B2B"/>
+                <w:sz w:val="25"/>
+                <w:szCs w:val="25"/>
+              </w:rPr>
+              <w:t xml:space="preserve">). • Explore </w:t>
+            </w:r>
+            <w:proofErr w:type="spellStart"/>
+            <w:r>
+              <w:rPr>
+                <w:rFonts w:cstheme="minorHAnsi"/>
+                <w:color w:val="1F4B2B"/>
+                <w:sz w:val="25"/>
+                <w:szCs w:val="25"/>
+              </w:rPr>
+              <w:t>Shankaracharya</w:t>
+            </w:r>
+            <w:proofErr w:type="spellEnd"/>
+            <w:r>
+              <w:rPr>
+                <w:rFonts w:cstheme="minorHAnsi"/>
+                <w:color w:val="1F4B2B"/>
+                <w:sz w:val="25"/>
+                <w:szCs w:val="25"/>
+              </w:rPr>
+              <w:t xml:space="preserve"> Temple, situated on a hilltop offering panoramic views of the city. • Visit the old city and explore the local markets. • Return to Hotel for dinner and stay at Srinagar.</w:t>
+            </w:r>
+          </w:p>
+        </w:tc>
+      </w:tr>
+    </w:tbl>
+    <w:p>
+      <w:pPr>
+        <w:rPr>
+          <w:rFonts w:cstheme="minorHAnsi"/>
+          <w:sz w:val="25"/>
+          <w:szCs w:val="25"/>
+          <w:lang w:val="en-US"/>
+        </w:rPr>
+      </w:pPr>
+    </w:p>
+    <w:tbl>
+      <w:tblPr>
+        <w:tblStyle w:val="TableGrid"/>
+        <w:tblW w:w="9265" w:type="dxa"/>
+        <w:jc w:val="center"/>
+        <w:tblLook w:val="04A0" w:firstRow="1" w:lastRow="0" w:firstColumn="1" w:lastColumn="0" w:noHBand="0" w:noVBand="1"/>
+      </w:tblPr>
+      <w:tblGrid>
+        <w:gridCol w:w="9265"/>
+      </w:tblGrid>
+      <w:tr>
+        <w:trPr>
+          <w:trHeight w:val="291"/>
+          <w:jc w:val="center"/>
+        </w:trPr>
+        <w:tc>
+          <w:tcPr>
+            <w:tcW w:w="9265" w:type="dxa"/>
+            <w:shd w:val="clear" w:color="auto" w:fill="FFD966" w:themeFill="accent4" w:themeFillTint="99"/>
+          </w:tcPr>
+          <w:p>
+            <w:pPr>
+              <w:rPr>
+                <w:rFonts w:cstheme="minorHAnsi"/>
+                <w:b/>
+                <w:bCs/>
+                <w:sz w:val="25"/>
+                <w:szCs w:val="25"/>
+              </w:rPr>
+            </w:pPr>
+            <w:r>
+              <w:rPr>
+                <w:rFonts w:cstheme="minorHAnsi"/>
+                <w:b/>
+                <w:bCs/>
+                <w:sz w:val="25"/>
+                <w:szCs w:val="25"/>
+              </w:rPr>
+              <w:t>Day 4 (03 Apr 2025) : </w:t>
+            </w:r>
+            <w:r>
+              <w:rPr>
+                <w:rFonts w:cstheme="minorHAnsi"/>
+                <w:b/>
+                <w:bCs/>
+                <w:sz w:val="25"/>
+                <w:szCs w:val="25"/>
+              </w:rPr>
+              <w:t xml:space="preserve">Srinagar </w:t>
+            </w:r>
+            <w:r>
+              <w:rPr>
+                <w:rFonts w:cstheme="minorHAnsi"/>
+                <w:b/>
+                <w:bCs/>
+                <w:sz w:val="25"/>
+                <w:szCs w:val="25"/>
+              </w:rPr>
+              <w:t xml:space="preserve">– </w:t>
+            </w:r>
+            <w:proofErr w:type="spellStart"/>
+            <w:r>
+              <w:rPr>
+                <w:rFonts w:cstheme="minorHAnsi"/>
+                <w:b/>
+                <w:bCs/>
+                <w:sz w:val="25"/>
+                <w:szCs w:val="25"/>
+              </w:rPr>
+              <w:t>Sonmarg</w:t>
+            </w:r>
+            <w:proofErr w:type="spellEnd"/>
+            <w:r>
+              <w:rPr>
+                <w:rFonts w:cstheme="minorHAnsi"/>
+                <w:b/>
+                <w:bCs/>
+                <w:sz w:val="25"/>
+                <w:szCs w:val="25"/>
+              </w:rPr>
+              <w:t xml:space="preserve"> </w:t>
+            </w:r>
+            <w:r>
+              <w:rPr>
+                <w:rFonts w:cstheme="minorHAnsi"/>
+                <w:b/>
+                <w:bCs/>
+                <w:sz w:val="25"/>
+                <w:szCs w:val="25"/>
+              </w:rPr>
+              <w:t>– Srinagar</w:t>
+            </w:r>
+            <w:bookmarkStart w:id="0" w:name="_GoBack"/>
+            <w:bookmarkEnd w:id="0"/>
+          </w:p>
+        </w:tc>
+      </w:tr>
+      <w:tr>
+        <w:trPr>
+          <w:trHeight w:val="98"/>
+          <w:jc w:val="center"/>
+        </w:trPr>
+        <w:tc>
+          <w:tcPr>
+            <w:tcW w:w="9265" w:type="dxa"/>
+            <w:shd w:val="clear" w:color="auto" w:fill="FFF2CC" w:themeFill="accent4" w:themeFillTint="33"/>
+          </w:tcPr>
+          <w:p>
+            <w:pPr>
+              <w:rPr>
+                <w:rFonts w:cstheme="minorHAnsi"/>
+                <w:color w:val="1F4B2B"/>
+                <w:sz w:val="25"/>
+                <w:szCs w:val="25"/>
+              </w:rPr>
+            </w:pPr>
+            <w:r>
+              <w:rPr>
+                <w:rFonts w:cstheme="minorHAnsi"/>
+                <w:color w:val="1F4B2B"/>
+                <w:sz w:val="25"/>
+                <w:szCs w:val="25"/>
+              </w:rPr>
+              <w:t xml:space="preserve">After breakfast, depart towards </w:t>
+            </w:r>
+            <w:proofErr w:type="spellStart"/>
+            <w:r>
+              <w:rPr>
+                <w:rFonts w:cstheme="minorHAnsi"/>
+                <w:color w:val="1F4B2B"/>
+                <w:sz w:val="25"/>
+                <w:szCs w:val="25"/>
+              </w:rPr>
+              <w:t>Sonmarg</w:t>
+            </w:r>
+            <w:proofErr w:type="spellEnd"/>
+            <w:r>
+              <w:rPr>
+                <w:rFonts w:cstheme="minorHAnsi"/>
+                <w:color w:val="1F4B2B"/>
+                <w:sz w:val="25"/>
+                <w:szCs w:val="25"/>
+              </w:rPr>
+              <w:t xml:space="preserve"> • </w:t>
+            </w:r>
+            <w:proofErr w:type="spellStart"/>
+            <w:r>
+              <w:rPr>
+                <w:rFonts w:cstheme="minorHAnsi"/>
+                <w:color w:val="1F4B2B"/>
+                <w:sz w:val="25"/>
+                <w:szCs w:val="25"/>
+              </w:rPr>
+              <w:t>Sonmarg</w:t>
+            </w:r>
+            <w:proofErr w:type="spellEnd"/>
+            <w:r>
+              <w:rPr>
+                <w:rFonts w:cstheme="minorHAnsi"/>
+                <w:color w:val="1F4B2B"/>
+                <w:sz w:val="25"/>
+                <w:szCs w:val="25"/>
+              </w:rPr>
+              <w:t xml:space="preserve">, also known as the "Meadow of Gold," famous for its pristine beauty. • Explore the </w:t>
+            </w:r>
+            <w:proofErr w:type="spellStart"/>
+            <w:r>
+              <w:rPr>
+                <w:rFonts w:cstheme="minorHAnsi"/>
+                <w:color w:val="1F4B2B"/>
+                <w:sz w:val="25"/>
+                <w:szCs w:val="25"/>
+              </w:rPr>
+              <w:t>Thajiwas</w:t>
+            </w:r>
+            <w:proofErr w:type="spellEnd"/>
+            <w:r>
+              <w:rPr>
+                <w:rFonts w:cstheme="minorHAnsi"/>
+                <w:color w:val="1F4B2B"/>
+                <w:sz w:val="25"/>
+                <w:szCs w:val="25"/>
+              </w:rPr>
+              <w:t xml:space="preserve"> Glacier, which is accessible via a short trek or pony ride or snow bike. • Enjoy the </w:t>
+            </w:r>
+            <w:proofErr w:type="spellStart"/>
+            <w:r>
+              <w:rPr>
+                <w:rFonts w:cstheme="minorHAnsi"/>
+                <w:color w:val="1F4B2B"/>
+                <w:sz w:val="25"/>
+                <w:szCs w:val="25"/>
+              </w:rPr>
+              <w:t>breathtaking</w:t>
+            </w:r>
+            <w:proofErr w:type="spellEnd"/>
+            <w:r>
+              <w:rPr>
+                <w:rFonts w:cstheme="minorHAnsi"/>
+                <w:color w:val="1F4B2B"/>
+                <w:sz w:val="25"/>
+                <w:szCs w:val="25"/>
+              </w:rPr>
+              <w:t xml:space="preserve"> views of snow-capped peaks and lush green valleys. • Return to Srinagar for dinner and overnight stay.</w:t>
+            </w:r>
+          </w:p>
+        </w:tc>
+      </w:tr>
+    </w:tbl>
+    <w:p>
+      <w:pPr>
+        <w:rPr>
+          <w:rFonts w:cstheme="minorHAnsi"/>
+          <w:sz w:val="25"/>
+          <w:szCs w:val="25"/>
+          <w:lang w:val="en-US"/>
+        </w:rPr>
+      </w:pPr>
+    </w:p>
+    <w:tbl>
+      <w:tblPr>
+        <w:tblStyle w:val="TableGrid"/>
+        <w:tblW w:w="9265" w:type="dxa"/>
+        <w:jc w:val="center"/>
+        <w:tblLook w:val="04A0" w:firstRow="1" w:lastRow="0" w:firstColumn="1" w:lastColumn="0" w:noHBand="0" w:noVBand="1"/>
+      </w:tblPr>
+      <w:tblGrid>
+        <w:gridCol w:w="9265"/>
+      </w:tblGrid>
+      <w:tr>
+        <w:trPr>
+          <w:trHeight w:val="291"/>
+          <w:jc w:val="center"/>
+        </w:trPr>
+        <w:tc>
+          <w:tcPr>
+            <w:tcW w:w="9265" w:type="dxa"/>
+            <w:shd w:val="clear" w:color="auto" w:fill="FFD966" w:themeFill="accent4" w:themeFillTint="99"/>
+          </w:tcPr>
+          <w:p>
+            <w:pPr>
+              <w:rPr>
+                <w:rFonts w:cstheme="minorHAnsi"/>
+                <w:b/>
+                <w:bCs/>
+                <w:sz w:val="25"/>
+                <w:szCs w:val="25"/>
+              </w:rPr>
+            </w:pPr>
+            <w:r>
+              <w:rPr>
+                <w:rFonts w:cstheme="minorHAnsi"/>
+                <w:b/>
+                <w:bCs/>
+                <w:sz w:val="25"/>
+                <w:szCs w:val="25"/>
+              </w:rPr>
+              <w:lastRenderedPageBreak/>
+              <w:t>Day 5 (04 Apr 2025) : </w:t>
+            </w:r>
+            <w:r>
+              <w:rPr>
+                <w:rFonts w:cstheme="minorHAnsi"/>
+                <w:b/>
+                <w:bCs/>
+                <w:sz w:val="25"/>
+                <w:szCs w:val="25"/>
+              </w:rPr>
+              <w:t xml:space="preserve">Srinagar to </w:t>
+            </w:r>
+            <w:proofErr w:type="spellStart"/>
+            <w:r>
+              <w:rPr>
+                <w:rFonts w:cstheme="minorHAnsi"/>
+                <w:b/>
+                <w:bCs/>
+                <w:sz w:val="25"/>
+                <w:szCs w:val="25"/>
+              </w:rPr>
+              <w:t>Pahalgam</w:t>
+            </w:r>
+            <w:proofErr w:type="spellEnd"/>
+          </w:p>
+        </w:tc>
+      </w:tr>
+      <w:tr>
+        <w:trPr>
+          <w:trHeight w:val="98"/>
+          <w:jc w:val="center"/>
+        </w:trPr>
+        <w:tc>
+          <w:tcPr>
+            <w:tcW w:w="9265" w:type="dxa"/>
+            <w:shd w:val="clear" w:color="auto" w:fill="FFF2CC" w:themeFill="accent4" w:themeFillTint="33"/>
+          </w:tcPr>
+          <w:p>
+            <w:pPr>
+              <w:rPr>
+                <w:rFonts w:cstheme="minorHAnsi"/>
+                <w:color w:val="1F4B2B"/>
+                <w:sz w:val="25"/>
+                <w:szCs w:val="25"/>
+              </w:rPr>
+            </w:pPr>
+            <w:r>
+              <w:rPr>
+                <w:rFonts w:cstheme="minorHAnsi"/>
+                <w:color w:val="1F4B2B"/>
+                <w:sz w:val="25"/>
+                <w:szCs w:val="25"/>
+              </w:rPr>
+              <w:t xml:space="preserve">After early breakfast, </w:t>
+            </w:r>
+            <w:r>
+              <w:rPr>
+                <w:rFonts w:cstheme="minorHAnsi"/>
+                <w:color w:val="1F4B2B"/>
+                <w:sz w:val="25"/>
+                <w:szCs w:val="25"/>
+              </w:rPr>
+              <w:t xml:space="preserve">checkout and </w:t>
+            </w:r>
+            <w:r>
+              <w:rPr>
+                <w:rFonts w:cstheme="minorHAnsi"/>
+                <w:color w:val="1F4B2B"/>
+                <w:sz w:val="25"/>
+                <w:szCs w:val="25"/>
+              </w:rPr>
+              <w:t xml:space="preserve">depart to </w:t>
+            </w:r>
+            <w:proofErr w:type="spellStart"/>
+            <w:r>
+              <w:rPr>
+                <w:rFonts w:cstheme="minorHAnsi"/>
+                <w:color w:val="1F4B2B"/>
+                <w:sz w:val="25"/>
+                <w:szCs w:val="25"/>
+              </w:rPr>
+              <w:t>Pahalgam</w:t>
+            </w:r>
+            <w:proofErr w:type="spellEnd"/>
+            <w:r>
+              <w:rPr>
+                <w:rFonts w:cstheme="minorHAnsi"/>
+                <w:color w:val="1F4B2B"/>
+                <w:sz w:val="25"/>
+                <w:szCs w:val="25"/>
+              </w:rPr>
+              <w:t xml:space="preserve">. • </w:t>
+            </w:r>
+            <w:proofErr w:type="spellStart"/>
+            <w:r>
+              <w:rPr>
+                <w:rFonts w:cstheme="minorHAnsi"/>
+                <w:color w:val="1F4B2B"/>
+                <w:sz w:val="25"/>
+                <w:szCs w:val="25"/>
+              </w:rPr>
+              <w:t>Pahalgam</w:t>
+            </w:r>
+            <w:proofErr w:type="spellEnd"/>
+            <w:r>
+              <w:rPr>
+                <w:rFonts w:cstheme="minorHAnsi"/>
+                <w:color w:val="1F4B2B"/>
+                <w:sz w:val="25"/>
+                <w:szCs w:val="25"/>
+              </w:rPr>
+              <w:t>, known as the "Valley of Shepherds.</w:t>
+            </w:r>
+            <w:r>
+              <w:rPr>
+                <w:rFonts w:cstheme="minorHAnsi"/>
+                <w:color w:val="1F4B2B"/>
+                <w:sz w:val="25"/>
+                <w:szCs w:val="25"/>
+              </w:rPr>
+              <w:t xml:space="preserve"> </w:t>
+            </w:r>
+            <w:r>
+              <w:rPr>
+                <w:rFonts w:cstheme="minorHAnsi"/>
+                <w:color w:val="1F4B2B"/>
+                <w:sz w:val="25"/>
+                <w:szCs w:val="25"/>
+              </w:rPr>
+              <w:t xml:space="preserve">During the journey you may visit Saffron field, bat factory, Apple garden.  </w:t>
+            </w:r>
+            <w:proofErr w:type="gramStart"/>
+            <w:r>
+              <w:rPr>
+                <w:rFonts w:cstheme="minorHAnsi"/>
+                <w:color w:val="1F4B2B"/>
+                <w:sz w:val="25"/>
+                <w:szCs w:val="25"/>
+              </w:rPr>
+              <w:t>“ •</w:t>
+            </w:r>
+            <w:proofErr w:type="gramEnd"/>
+            <w:r>
+              <w:rPr>
+                <w:rFonts w:cstheme="minorHAnsi"/>
+                <w:color w:val="1F4B2B"/>
+                <w:sz w:val="25"/>
+                <w:szCs w:val="25"/>
+              </w:rPr>
+              <w:t xml:space="preserve"> On arrival leave for </w:t>
+            </w:r>
+            <w:proofErr w:type="spellStart"/>
+            <w:r>
+              <w:rPr>
+                <w:rFonts w:cstheme="minorHAnsi"/>
+                <w:color w:val="1F4B2B"/>
+                <w:sz w:val="25"/>
+                <w:szCs w:val="25"/>
+              </w:rPr>
+              <w:t>Baisaran</w:t>
+            </w:r>
+            <w:proofErr w:type="spellEnd"/>
+            <w:r>
+              <w:rPr>
+                <w:rFonts w:cstheme="minorHAnsi"/>
+                <w:color w:val="1F4B2B"/>
+                <w:sz w:val="25"/>
+                <w:szCs w:val="25"/>
+              </w:rPr>
+              <w:t xml:space="preserve"> Mini Switzerland. • Visit </w:t>
+            </w:r>
+            <w:proofErr w:type="spellStart"/>
+            <w:r>
+              <w:rPr>
+                <w:rFonts w:cstheme="minorHAnsi"/>
+                <w:color w:val="1F4B2B"/>
+                <w:sz w:val="25"/>
+                <w:szCs w:val="25"/>
+              </w:rPr>
+              <w:t>Betaab</w:t>
+            </w:r>
+            <w:proofErr w:type="spellEnd"/>
+            <w:r>
+              <w:rPr>
+                <w:rFonts w:cstheme="minorHAnsi"/>
+                <w:color w:val="1F4B2B"/>
+                <w:sz w:val="25"/>
+                <w:szCs w:val="25"/>
+              </w:rPr>
+              <w:t xml:space="preserve"> Valley, named after the Bollywood movie "</w:t>
+            </w:r>
+            <w:proofErr w:type="spellStart"/>
+            <w:r>
+              <w:rPr>
+                <w:rFonts w:cstheme="minorHAnsi"/>
+                <w:color w:val="1F4B2B"/>
+                <w:sz w:val="25"/>
+                <w:szCs w:val="25"/>
+              </w:rPr>
+              <w:t>Betaab</w:t>
+            </w:r>
+            <w:proofErr w:type="spellEnd"/>
+            <w:r>
+              <w:rPr>
+                <w:rFonts w:cstheme="minorHAnsi"/>
+                <w:color w:val="1F4B2B"/>
+                <w:sz w:val="25"/>
+                <w:szCs w:val="25"/>
+              </w:rPr>
+              <w:t xml:space="preserve">," and enjoy activities like pony rides and nature walks. • Explore Aru Valley and </w:t>
+            </w:r>
+            <w:proofErr w:type="spellStart"/>
+            <w:r>
+              <w:rPr>
+                <w:rFonts w:cstheme="minorHAnsi"/>
+                <w:color w:val="1F4B2B"/>
+                <w:sz w:val="25"/>
+                <w:szCs w:val="25"/>
+              </w:rPr>
+              <w:t>Chandanwari</w:t>
+            </w:r>
+            <w:proofErr w:type="spellEnd"/>
+            <w:r>
+              <w:rPr>
+                <w:rFonts w:cstheme="minorHAnsi"/>
+                <w:color w:val="1F4B2B"/>
+                <w:sz w:val="25"/>
+                <w:szCs w:val="25"/>
+              </w:rPr>
+              <w:t xml:space="preserve">, known for its scenic beauty and adventure activities. • </w:t>
+            </w:r>
+          </w:p>
+          <w:p>
+            <w:pPr>
+              <w:rPr>
+                <w:rFonts w:cstheme="minorHAnsi"/>
+                <w:color w:val="1F4B2B"/>
+                <w:sz w:val="25"/>
+                <w:szCs w:val="25"/>
+              </w:rPr>
+            </w:pPr>
+            <w:r>
+              <w:rPr>
+                <w:rFonts w:cstheme="minorHAnsi"/>
+                <w:color w:val="1F4B2B"/>
+                <w:sz w:val="25"/>
+                <w:szCs w:val="25"/>
+              </w:rPr>
+              <w:t xml:space="preserve">Later evening, check in at hotel in </w:t>
+            </w:r>
+            <w:proofErr w:type="spellStart"/>
+            <w:r>
+              <w:rPr>
+                <w:rFonts w:cstheme="minorHAnsi"/>
+                <w:color w:val="1F4B2B"/>
+                <w:sz w:val="25"/>
+                <w:szCs w:val="25"/>
+              </w:rPr>
+              <w:t>Pahalgam</w:t>
+            </w:r>
+            <w:proofErr w:type="spellEnd"/>
+            <w:r>
+              <w:rPr>
+                <w:rFonts w:cstheme="minorHAnsi"/>
+                <w:color w:val="1F4B2B"/>
+                <w:sz w:val="25"/>
+                <w:szCs w:val="25"/>
+              </w:rPr>
+              <w:t>.</w:t>
+            </w:r>
+          </w:p>
+          <w:p>
+            <w:pPr>
+              <w:rPr>
+                <w:rFonts w:cstheme="minorHAnsi"/>
+                <w:color w:val="1F4B2B"/>
+                <w:sz w:val="25"/>
+                <w:szCs w:val="25"/>
+              </w:rPr>
+            </w:pPr>
+            <w:r>
+              <w:rPr>
+                <w:rFonts w:cstheme="minorHAnsi"/>
+                <w:color w:val="1F4B2B"/>
+                <w:sz w:val="25"/>
+                <w:szCs w:val="25"/>
+              </w:rPr>
+              <w:t xml:space="preserve">Dinner and overnight stay at </w:t>
+            </w:r>
+            <w:proofErr w:type="spellStart"/>
+            <w:r>
+              <w:rPr>
+                <w:rFonts w:cstheme="minorHAnsi"/>
+                <w:color w:val="1F4B2B"/>
+                <w:sz w:val="25"/>
+                <w:szCs w:val="25"/>
+              </w:rPr>
+              <w:t>Pahalgam</w:t>
+            </w:r>
+            <w:proofErr w:type="spellEnd"/>
+            <w:r>
+              <w:rPr>
+                <w:rFonts w:cstheme="minorHAnsi"/>
+                <w:color w:val="1F4B2B"/>
+                <w:sz w:val="25"/>
+                <w:szCs w:val="25"/>
+              </w:rPr>
+              <w:t>.</w:t>
+            </w:r>
+          </w:p>
+          <w:p>
+            <w:pPr>
+              <w:rPr>
+                <w:rFonts w:cstheme="minorHAnsi"/>
+                <w:color w:val="1F4B2B"/>
+                <w:sz w:val="25"/>
+                <w:szCs w:val="25"/>
+              </w:rPr>
+            </w:pPr>
+          </w:p>
+          <w:p>
+            <w:pPr>
+              <w:rPr>
+                <w:rFonts w:cstheme="minorHAnsi"/>
+                <w:color w:val="FF0000"/>
+                <w:sz w:val="25"/>
+                <w:szCs w:val="25"/>
+              </w:rPr>
+            </w:pPr>
+            <w:r>
+              <w:rPr>
+                <w:rFonts w:cstheme="minorHAnsi"/>
+                <w:color w:val="FF0000"/>
+                <w:sz w:val="25"/>
+                <w:szCs w:val="25"/>
+              </w:rPr>
+              <w:t>NOTE:</w:t>
+            </w:r>
+          </w:p>
+          <w:p>
+            <w:pPr>
+              <w:rPr>
+                <w:rFonts w:cstheme="minorHAnsi"/>
+                <w:color w:val="FF0000"/>
+                <w:sz w:val="25"/>
+                <w:szCs w:val="25"/>
+              </w:rPr>
+            </w:pPr>
+            <w:proofErr w:type="spellStart"/>
+            <w:r>
+              <w:rPr>
+                <w:rFonts w:cstheme="minorHAnsi"/>
+                <w:color w:val="FF0000"/>
+                <w:sz w:val="25"/>
+                <w:szCs w:val="25"/>
+              </w:rPr>
+              <w:t>Baisaran</w:t>
+            </w:r>
+            <w:proofErr w:type="spellEnd"/>
+            <w:r>
+              <w:rPr>
+                <w:rFonts w:cstheme="minorHAnsi"/>
+                <w:color w:val="FF0000"/>
+                <w:sz w:val="25"/>
+                <w:szCs w:val="25"/>
+              </w:rPr>
+              <w:t xml:space="preserve"> valley needs to be accessed using pony ride or trek at own cost.</w:t>
+            </w:r>
+            <w:r>
+              <w:rPr>
+                <w:rFonts w:cstheme="minorHAnsi"/>
+                <w:color w:val="FF0000"/>
+                <w:sz w:val="25"/>
+                <w:szCs w:val="25"/>
+              </w:rPr>
+              <w:t xml:space="preserve"> (Pony ride approx. INR 1500-2000 pp)</w:t>
+            </w:r>
+          </w:p>
+          <w:p>
+            <w:pPr>
+              <w:rPr>
+                <w:rFonts w:cstheme="minorHAnsi"/>
+                <w:color w:val="FF0000"/>
+                <w:sz w:val="25"/>
+                <w:szCs w:val="25"/>
+              </w:rPr>
+            </w:pPr>
+            <w:r>
+              <w:rPr>
+                <w:rFonts w:cstheme="minorHAnsi"/>
+                <w:color w:val="FF0000"/>
+                <w:sz w:val="25"/>
+                <w:szCs w:val="25"/>
+              </w:rPr>
+              <w:t xml:space="preserve">For Aru, </w:t>
+            </w:r>
+            <w:proofErr w:type="spellStart"/>
+            <w:r>
+              <w:rPr>
+                <w:rFonts w:cstheme="minorHAnsi"/>
+                <w:color w:val="FF0000"/>
+                <w:sz w:val="25"/>
+                <w:szCs w:val="25"/>
+              </w:rPr>
+              <w:t>Betaab</w:t>
+            </w:r>
+            <w:proofErr w:type="spellEnd"/>
+            <w:r>
+              <w:rPr>
+                <w:rFonts w:cstheme="minorHAnsi"/>
+                <w:color w:val="FF0000"/>
+                <w:sz w:val="25"/>
+                <w:szCs w:val="25"/>
+              </w:rPr>
+              <w:t xml:space="preserve"> and </w:t>
+            </w:r>
+            <w:proofErr w:type="spellStart"/>
+            <w:r>
+              <w:rPr>
+                <w:rFonts w:cstheme="minorHAnsi"/>
+                <w:color w:val="FF0000"/>
+                <w:sz w:val="25"/>
+                <w:szCs w:val="25"/>
+              </w:rPr>
+              <w:t>Chandanwari</w:t>
+            </w:r>
+            <w:proofErr w:type="spellEnd"/>
+            <w:r>
+              <w:rPr>
+                <w:rFonts w:cstheme="minorHAnsi"/>
+                <w:color w:val="FF0000"/>
+                <w:sz w:val="25"/>
+                <w:szCs w:val="25"/>
+              </w:rPr>
+              <w:t xml:space="preserve"> valley you need to take union cab as our vehicle is not allowed to go. Union cab is to be paid at own cost mostly it</w:t>
+            </w:r>
+            <w:r>
+              <w:rPr>
+                <w:rFonts w:cstheme="minorHAnsi"/>
+                <w:color w:val="FF0000"/>
+                <w:sz w:val="25"/>
+                <w:szCs w:val="25"/>
+              </w:rPr>
+              <w:t>’</w:t>
+            </w:r>
+            <w:r>
+              <w:rPr>
+                <w:rFonts w:cstheme="minorHAnsi"/>
+                <w:color w:val="FF0000"/>
+                <w:sz w:val="25"/>
+                <w:szCs w:val="25"/>
+              </w:rPr>
+              <w:t>s around INR 1500 – 2500 depending upon the vehicle you choose.</w:t>
+            </w:r>
+          </w:p>
+        </w:tc>
+      </w:tr>
+    </w:tbl>
+    <w:p>
+      <w:pPr>
+        <w:rPr>
+          <w:rFonts w:cstheme="minorHAnsi"/>
+          <w:sz w:val="25"/>
+          <w:szCs w:val="25"/>
+          <w:lang w:val="en-US"/>
+        </w:rPr>
+      </w:pPr>
+    </w:p>
+    <w:tbl>
+      <w:tblPr>
+        <w:tblStyle w:val="TableGrid"/>
+        <w:tblW w:w="9265" w:type="dxa"/>
+        <w:jc w:val="center"/>
+        <w:tblLook w:val="04A0" w:firstRow="1" w:lastRow="0" w:firstColumn="1" w:lastColumn="0" w:noHBand="0" w:noVBand="1"/>
+      </w:tblPr>
+      <w:tblGrid>
+        <w:gridCol w:w="9265"/>
+      </w:tblGrid>
+      <w:tr>
+        <w:trPr>
+          <w:trHeight w:val="291"/>
+          <w:jc w:val="center"/>
+        </w:trPr>
+        <w:tc>
+          <w:tcPr>
+            <w:tcW w:w="9265" w:type="dxa"/>
+            <w:shd w:val="clear" w:color="auto" w:fill="FFD966" w:themeFill="accent4" w:themeFillTint="99"/>
+          </w:tcPr>
+          <w:p>
+            <w:pPr>
+              <w:rPr>
+                <w:rFonts w:cstheme="minorHAnsi"/>
+                <w:b/>
+                <w:bCs/>
+                <w:sz w:val="25"/>
+                <w:szCs w:val="25"/>
+              </w:rPr>
+            </w:pPr>
+            <w:r>
+              <w:rPr>
+                <w:rFonts w:cstheme="minorHAnsi"/>
+                <w:b/>
+                <w:bCs/>
+                <w:sz w:val="25"/>
+                <w:szCs w:val="25"/>
+              </w:rPr>
+              <w:t>Day 6 (05 Apr 2025) : </w:t>
+            </w:r>
+            <w:r>
+              <w:rPr>
+                <w:rFonts w:cstheme="minorHAnsi"/>
+                <w:b/>
+                <w:bCs/>
+                <w:sz w:val="25"/>
+                <w:szCs w:val="25"/>
+              </w:rPr>
+              <w:t>Transfer to Jammu – Drop at railway station</w:t>
+            </w:r>
+          </w:p>
+        </w:tc>
+      </w:tr>
+      <w:tr>
+        <w:trPr>
+          <w:trHeight w:val="98"/>
+          <w:jc w:val="center"/>
+        </w:trPr>
+        <w:tc>
+          <w:tcPr>
+            <w:tcW w:w="9265" w:type="dxa"/>
+            <w:shd w:val="clear" w:color="auto" w:fill="FFF2CC" w:themeFill="accent4" w:themeFillTint="33"/>
+          </w:tcPr>
+          <w:p>
+            <w:pPr>
+              <w:rPr>
+                <w:rFonts w:cstheme="minorHAnsi"/>
+                <w:color w:val="1F4B2B"/>
+                <w:sz w:val="25"/>
+                <w:szCs w:val="25"/>
+              </w:rPr>
+            </w:pPr>
+            <w:r>
+              <w:rPr>
+                <w:rFonts w:cstheme="minorHAnsi"/>
+                <w:color w:val="1F4B2B"/>
+                <w:sz w:val="25"/>
+                <w:szCs w:val="25"/>
+              </w:rPr>
+              <w:t>After breakfast checkou</w:t>
+            </w:r>
+            <w:r>
+              <w:rPr>
+                <w:rFonts w:cstheme="minorHAnsi"/>
+                <w:color w:val="1F4B2B"/>
+                <w:sz w:val="25"/>
+                <w:szCs w:val="25"/>
+              </w:rPr>
+              <w:t xml:space="preserve">t from your hotel and drive to Jammu </w:t>
+            </w:r>
+            <w:proofErr w:type="spellStart"/>
+            <w:r>
+              <w:rPr>
+                <w:rFonts w:cstheme="minorHAnsi"/>
+                <w:color w:val="1F4B2B"/>
+                <w:sz w:val="25"/>
+                <w:szCs w:val="25"/>
+              </w:rPr>
+              <w:t>Tawi</w:t>
+            </w:r>
+            <w:proofErr w:type="spellEnd"/>
+            <w:r>
+              <w:rPr>
+                <w:rFonts w:cstheme="minorHAnsi"/>
+                <w:color w:val="1F4B2B"/>
+                <w:sz w:val="25"/>
+                <w:szCs w:val="25"/>
+              </w:rPr>
+              <w:t>/</w:t>
+            </w:r>
+            <w:proofErr w:type="spellStart"/>
+            <w:r>
+              <w:rPr>
+                <w:rFonts w:cstheme="minorHAnsi"/>
+                <w:color w:val="1F4B2B"/>
+                <w:sz w:val="25"/>
+                <w:szCs w:val="25"/>
+              </w:rPr>
+              <w:t>Katra</w:t>
+            </w:r>
+            <w:proofErr w:type="spellEnd"/>
+            <w:r>
+              <w:rPr>
+                <w:rFonts w:cstheme="minorHAnsi"/>
+                <w:color w:val="1F4B2B"/>
+                <w:sz w:val="25"/>
+                <w:szCs w:val="25"/>
+              </w:rPr>
+              <w:t xml:space="preserve"> railway station. Depart to your onwards journey from you scheduled train.</w:t>
+            </w:r>
+          </w:p>
+          <w:p>
+            <w:pPr>
+              <w:rPr>
+                <w:rFonts w:cstheme="minorHAnsi"/>
+                <w:color w:val="1F4B2B"/>
+                <w:sz w:val="25"/>
+                <w:szCs w:val="25"/>
+              </w:rPr>
+            </w:pPr>
+          </w:p>
+          <w:p>
+            <w:pPr>
+              <w:rPr>
+                <w:rFonts w:cstheme="minorHAnsi"/>
+                <w:color w:val="FF0000"/>
+                <w:sz w:val="25"/>
+                <w:szCs w:val="25"/>
+              </w:rPr>
+            </w:pPr>
+            <w:r>
+              <w:rPr>
+                <w:rFonts w:cstheme="minorHAnsi"/>
+                <w:color w:val="1F4B2B"/>
+                <w:sz w:val="25"/>
+                <w:szCs w:val="25"/>
+              </w:rPr>
+              <w:t>Our tour ends here</w:t>
+            </w:r>
+            <w:r>
+              <w:rPr>
+                <w:rFonts w:cstheme="minorHAnsi"/>
+                <w:color w:val="1F4B2B"/>
+                <w:sz w:val="25"/>
+                <w:szCs w:val="25"/>
+              </w:rPr>
+              <w:t xml:space="preserve"> with beautiful memories for the </w:t>
+            </w:r>
+            <w:r>
+              <w:rPr>
+                <w:rFonts w:cstheme="minorHAnsi"/>
+                <w:color w:val="1F4B2B"/>
+                <w:sz w:val="25"/>
+                <w:szCs w:val="25"/>
+              </w:rPr>
+              <w:t>Kashmir</w:t>
+            </w:r>
+            <w:r>
+              <w:rPr>
+                <w:rFonts w:cstheme="minorHAnsi"/>
+                <w:color w:val="1F4B2B"/>
+                <w:sz w:val="25"/>
+                <w:szCs w:val="25"/>
+              </w:rPr>
+              <w:t>.</w:t>
+            </w:r>
+          </w:p>
+        </w:tc>
+      </w:tr>
+    </w:tbl>
+    <w:p>
+      <w:pPr>
+        <w:rPr>
+          <w:rFonts w:asciiTheme="majorHAnsi" w:eastAsiaTheme="majorEastAsia" w:hAnsiTheme="majorHAnsi" w:cstheme="majorBidi"/>
+          <w:b/>
+          <w:bCs/>
+          <w:sz w:val="32"/>
+          <w:szCs w:val="32"/>
+          <w:u w:val="single"/>
+          <w:lang w:val="en-US"/>
+        </w:rPr>
+      </w:pPr>
+      <w:r>
+        <w:rPr>
+          <w:b/>
+          <w:bCs/>
+          <w:sz w:val="32"/>
+          <w:szCs w:val="32"/>
+          <w:u w:val="single"/>
+          <w:lang w:val="en-US"/>
+        </w:rPr>
+        <w:br w:type="page"/>
+      </w:r>
+    </w:p>
+    <w:p>
+      <w:pPr>
+        <w:pStyle w:val="Heading2"/>
+        <w:jc w:val="center"/>
+        <w:rPr>
+          <w:b/>
+          <w:bCs/>
+          <w:color w:val="auto"/>
+          <w:sz w:val="32"/>
+          <w:szCs w:val="32"/>
+          <w:u w:val="single"/>
+          <w:lang w:val="en-US"/>
+        </w:rPr>
+      </w:pPr>
+      <w:r>
+        <w:rPr>
+          <w:b/>
+          <w:bCs/>
+          <w:color w:val="auto"/>
+          <w:sz w:val="32"/>
+          <w:szCs w:val="32"/>
+          <w:u w:val="single"/>
+          <w:lang w:val="en-US"/>
+        </w:rPr>
+        <w:lastRenderedPageBreak/>
         <w:t>Tour Cost Includes</w:t>
       </w:r>
     </w:p>
@@ -3490,7 +5478,6 @@
           <w:color w:val="222222"/>
           <w:lang w:eastAsia="en-IN" w:bidi="mr-IN"/>
         </w:rPr>
-        <w:lastRenderedPageBreak/>
         <w:t>AC of vehicle will only operate in plains &amp; not in hilly areas.</w:t>
       </w:r>
       <w:r>
@@ -3546,6 +5533,7 @@
           <w:u w:val="single"/>
           <w:lang w:val="en-US"/>
         </w:rPr>
+        <w:lastRenderedPageBreak/>
         <w:t>Child Policy</w:t>
       </w:r>
     </w:p>
@@ -4501,7 +6489,7 @@
       <w:rPr>
         <w:noProof/>
       </w:rPr>
-      <w:t>27-02-2025</w:t>
+      <w:t>01-03-2025</w:t>
     </w:r>
     <w:r>
       <w:fldChar w:fldCharType="end"/>
@@ -4825,7 +6813,7 @@
         </mc:Choice>
         <mc:Fallback>
           <w:pict>
-            <v:line w14:anchorId="417D8954" id="Straight Connector 3" o:spid="_x0000_s1026" style="position:absolute;z-index:251659264;visibility:visible;mso-wrap-style:square;mso-wrap-distance-left:9pt;mso-wrap-distance-top:0;mso-wrap-distance-right:9pt;mso-wrap-distance-bottom:0;mso-position-horizontal:absolute;mso-position-horizontal-relative:text;mso-position-vertical:absolute;mso-position-vertical-relative:text" from="-41.25pt,9.2pt" to="494.25pt,9.95pt" o:gfxdata="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" strokecolor="black [3200]" strokeweight=".5pt">
+            <v:line w14:anchorId="28326482" id="Straight Connector 3" o:spid="_x0000_s1026" style="position:absolute;z-index:251659264;visibility:visible;mso-wrap-style:square;mso-wrap-distance-left:9pt;mso-wrap-distance-top:0;mso-wrap-distance-right:9pt;mso-wrap-distance-bottom:0;mso-position-horizontal:absolute;mso-position-horizontal-relative:text;mso-position-vertical:absolute;mso-position-vertical-relative:text" from="-41.25pt,9.2pt" to="494.25pt,9.95pt" o:gfxdata="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" strokecolor="black [3200]" strokeweight=".5pt">
               <v:stroke joinstyle="miter"/>
             </v:line>
           </w:pict>
